--- a/lesson02.docx
+++ b/lesson02.docx
@@ -1,6 +1,6 @@
 
 <file path=word/document.xml><?xml version="1.0" encoding="utf-8"?>
-<w:document xmlns:wpc="http://schemas.microsoft.com/office/word/2010/wordprocessingCanvas" xmlns:cx="http://schemas.microsoft.com/office/drawing/2014/chartex" xmlns:cx1="http://schemas.microsoft.com/office/drawing/2015/9/8/chartex" xmlns:cx2="http://schemas.microsoft.com/office/drawing/2015/10/21/chartex" xmlns:cx3="http://schemas.microsoft.com/office/drawing/2016/5/9/chartex" xmlns:cx4="http://schemas.microsoft.com/office/drawing/2016/5/10/chartex" xmlns:cx5="http://schemas.microsoft.com/office/drawing/2016/5/11/chartex" xmlns:cx6="http://schemas.microsoft.com/office/drawing/2016/5/12/chartex" xmlns:cx7="http://schemas.microsoft.com/office/drawing/2016/5/13/chartex" xmlns:cx8="http://schemas.microsoft.com/office/drawing/2016/5/14/chartex" xmlns:mc="http://schemas.openxmlformats.org/markup-compatibility/2006" xmlns:aink="http://schemas.microsoft.com/office/drawing/2016/ink" xmlns:am3d="http://schemas.microsoft.com/office/drawing/2017/model3d" xmlns:o="urn:schemas-microsoft-com:office:office" xmlns:oel="http://schemas.microsoft.com/office/2019/extlst" xmlns:r="http://schemas.openxmlformats.org/officeDocument/2006/relationships" xmlns:m="http://schemas.openxmlformats.org/officeDocument/2006/math" xmlns:v="urn:schemas-microsoft-com:vml" xmlns:wp14="http://schemas.microsoft.com/office/word/2010/wordprocessingDrawing" xmlns:wp="http://schemas.openxmlformats.org/drawingml/2006/wordprocessingDrawing" xmlns:w10="urn:schemas-microsoft-com:office:word" xmlns:w="http://schemas.openxmlformats.org/wordprocessingml/2006/main" xmlns:w14="http://schemas.microsoft.com/office/word/2010/wordml" xmlns:w15="http://schemas.microsoft.com/office/word/2012/wordml" xmlns:w16cex="http://schemas.microsoft.com/office/word/2018/wordml/cex" xmlns:w16cid="http://schemas.microsoft.com/office/word/2016/wordml/cid" xmlns:w16="http://schemas.microsoft.com/office/word/2018/wordml" xmlns:w16du="http://schemas.microsoft.com/office/word/2023/wordml/word16du" xmlns:w16sdtdh="http://schemas.microsoft.com/office/word/2020/wordml/sdtdatahash" xmlns:w16sdtfl="http://schemas.microsoft.com/office/word/2024/wordml/sdtformatlock" xmlns:w16se="http://schemas.microsoft.com/office/word/2015/wordml/symex" xmlns:wpg="http://schemas.microsoft.com/office/word/2010/wordprocessingGroup" xmlns:wpi="http://schemas.microsoft.com/office/word/2010/wordprocessingInk" xmlns:wne="http://schemas.microsoft.com/office/word/2006/wordml" xmlns:wps="http://schemas.microsoft.com/office/word/2010/wordprocessingShape" mc:Ignorable="w14 w15 w16se w16cid w16 w16cex w16sdtdh w16sdtfl w16du wp14">
+<w:document xmlns:wpc="http://schemas.microsoft.com/office/word/2010/wordprocessingCanvas" xmlns:cx="http://schemas.microsoft.com/office/drawing/2014/chartex" xmlns:mc="http://schemas.openxmlformats.org/markup-compatibility/2006" xmlns:o="urn:schemas-microsoft-com:office:office" xmlns:r="http://schemas.openxmlformats.org/officeDocument/2006/relationships" xmlns:m="http://schemas.openxmlformats.org/officeDocument/2006/math" xmlns:v="urn:schemas-microsoft-com:vml" xmlns:wp14="http://schemas.microsoft.com/office/word/2010/wordprocessingDrawing" xmlns:wp="http://schemas.openxmlformats.org/drawingml/2006/wordprocessingDrawing" xmlns:w10="urn:schemas-microsoft-com:office:word" xmlns:w="http://schemas.openxmlformats.org/wordprocessingml/2006/main" xmlns:w14="http://schemas.microsoft.com/office/word/2010/wordml" xmlns:w15="http://schemas.microsoft.com/office/word/2012/wordml" xmlns:w16se="http://schemas.microsoft.com/office/word/2015/wordml/symex" xmlns:wpg="http://schemas.microsoft.com/office/word/2010/wordprocessingGroup" xmlns:wpi="http://schemas.microsoft.com/office/word/2010/wordprocessingInk" xmlns:wne="http://schemas.microsoft.com/office/word/2006/wordml" xmlns:wps="http://schemas.microsoft.com/office/word/2010/wordprocessingShape" mc:Ignorable="w14 w15 w16se wp14">
   <w:body>
     <w:p>
       <w:pPr>
@@ -5813,679 +5813,6 @@
           <w:color w:val="4472C4" w:themeColor="accent5"/>
         </w:rPr>
       </w:pPr>
-    </w:p>
-    <w:p>
-      <w:pPr>
-        <w:rPr>
-          <w:b/>
-          <w:color w:val="4472C4" w:themeColor="accent5"/>
-        </w:rPr>
-      </w:pPr>
-    </w:p>
-    <w:p>
-      <w:pPr>
-        <w:spacing w:before="100" w:beforeAutospacing="1" w:after="100" w:afterAutospacing="1"/>
-        <w:rPr>
-          <w:sz w:val="24"/>
-          <w:szCs w:val="24"/>
-        </w:rPr>
-      </w:pPr>
-      <w:r>
-        <w:rPr>
-          <w:sz w:val="24"/>
-          <w:szCs w:val="24"/>
-        </w:rPr>
-        <w:t xml:space="preserve">Đây là phần tiếp nối ví dụ về ma trận nhầm lẫn dog/cat từ trước — giờ dùng các số liệu đó (TP=3, FP=1, FN=2, TN=1, All=7) để tính 2 chỉ số đánh giá mô hình: </w:t>
-      </w:r>
-      <w:r>
-        <w:rPr>
-          <w:b/>
-          <w:bCs/>
-          <w:sz w:val="24"/>
-          <w:szCs w:val="24"/>
-        </w:rPr>
-        <w:t>Accuracy</w:t>
-      </w:r>
-      <w:r>
-        <w:rPr>
-          <w:sz w:val="24"/>
-          <w:szCs w:val="24"/>
-        </w:rPr>
-        <w:t xml:space="preserve"> và </w:t>
-      </w:r>
-      <w:r>
-        <w:rPr>
-          <w:b/>
-          <w:bCs/>
-          <w:sz w:val="24"/>
-          <w:szCs w:val="24"/>
-        </w:rPr>
-        <w:t>Precision</w:t>
-      </w:r>
-      <w:r>
-        <w:rPr>
-          <w:sz w:val="24"/>
-          <w:szCs w:val="24"/>
-        </w:rPr>
-        <w:t>.</w:t>
-      </w:r>
-    </w:p>
-    <w:p>
-      <w:pPr>
-        <w:spacing w:before="100" w:beforeAutospacing="1" w:after="100" w:afterAutospacing="1"/>
-        <w:rPr>
-          <w:sz w:val="24"/>
-          <w:szCs w:val="24"/>
-        </w:rPr>
-      </w:pPr>
-      <w:r>
-        <w:rPr>
-          <w:b/>
-          <w:bCs/>
-          <w:sz w:val="24"/>
-          <w:szCs w:val="24"/>
-        </w:rPr>
-        <w:t>1. Accuracy (Độ chính xác tổng quát)</w:t>
-      </w:r>
-    </w:p>
-    <w:p>
-      <w:pPr>
-        <w:spacing w:before="100" w:beforeAutospacing="1" w:after="100" w:afterAutospacing="1"/>
-        <w:rPr>
-          <w:sz w:val="24"/>
-          <w:szCs w:val="24"/>
-        </w:rPr>
-      </w:pPr>
-      <w:r>
-        <w:rPr>
-          <w:b/>
-          <w:bCs/>
-          <w:sz w:val="24"/>
-          <w:szCs w:val="24"/>
-        </w:rPr>
-        <w:t>Công thức:</w:t>
-      </w:r>
-      <w:r>
-        <w:rPr>
-          <w:sz w:val="24"/>
-          <w:szCs w:val="24"/>
-        </w:rPr>
-        <w:t xml:space="preserve"> Accuracy = (TP + TN) / All</w:t>
-      </w:r>
-    </w:p>
-    <w:p>
-      <w:pPr>
-        <w:spacing w:before="100" w:beforeAutospacing="1" w:after="100" w:afterAutospacing="1"/>
-        <w:rPr>
-          <w:sz w:val="24"/>
-          <w:szCs w:val="24"/>
-        </w:rPr>
-      </w:pPr>
-      <w:r>
-        <w:rPr>
-          <w:b/>
-          <w:bCs/>
-          <w:sz w:val="24"/>
-          <w:szCs w:val="24"/>
-        </w:rPr>
-        <w:t>Ý nghĩa:</w:t>
-      </w:r>
-      <w:r>
-        <w:rPr>
-          <w:sz w:val="24"/>
-          <w:szCs w:val="24"/>
-        </w:rPr>
-        <w:t xml:space="preserve"> Trong </w:t>
-      </w:r>
-      <w:r>
-        <w:rPr>
-          <w:b/>
-          <w:bCs/>
-          <w:sz w:val="24"/>
-          <w:szCs w:val="24"/>
-        </w:rPr>
-        <w:t>tất cả</w:t>
-      </w:r>
-      <w:r>
-        <w:rPr>
-          <w:sz w:val="24"/>
-          <w:szCs w:val="24"/>
-        </w:rPr>
-        <w:t xml:space="preserve"> các dự đoán (cả dog lẫn cat), bao nhiêu phần trăm là </w:t>
-      </w:r>
-      <w:r>
-        <w:rPr>
-          <w:b/>
-          <w:bCs/>
-          <w:sz w:val="24"/>
-          <w:szCs w:val="24"/>
-        </w:rPr>
-        <w:t>đoán đúng</w:t>
-      </w:r>
-      <w:r>
-        <w:rPr>
-          <w:sz w:val="24"/>
-          <w:szCs w:val="24"/>
-        </w:rPr>
-        <w:t>?</w:t>
-      </w:r>
-    </w:p>
-    <w:p>
-      <w:pPr>
-        <w:spacing w:before="100" w:beforeAutospacing="1" w:after="100" w:afterAutospacing="1"/>
-        <w:rPr>
-          <w:sz w:val="24"/>
-          <w:szCs w:val="24"/>
-        </w:rPr>
-      </w:pPr>
-      <w:r>
-        <w:rPr>
-          <w:b/>
-          <w:bCs/>
-          <w:sz w:val="24"/>
-          <w:szCs w:val="24"/>
-        </w:rPr>
-        <w:t>Tính toán:</w:t>
-      </w:r>
-    </w:p>
-    <w:p>
-      <w:pPr>
-        <w:tabs>
-          <w:tab w:val="left" w:pos="916"/>
-          <w:tab w:val="left" w:pos="1832"/>
-          <w:tab w:val="left" w:pos="2748"/>
-          <w:tab w:val="left" w:pos="3664"/>
-          <w:tab w:val="left" w:pos="4580"/>
-          <w:tab w:val="left" w:pos="5496"/>
-          <w:tab w:val="left" w:pos="6412"/>
-          <w:tab w:val="left" w:pos="7328"/>
-          <w:tab w:val="left" w:pos="8244"/>
-          <w:tab w:val="left" w:pos="9160"/>
-          <w:tab w:val="left" w:pos="10076"/>
-          <w:tab w:val="left" w:pos="10992"/>
-          <w:tab w:val="left" w:pos="11908"/>
-          <w:tab w:val="left" w:pos="12824"/>
-          <w:tab w:val="left" w:pos="13740"/>
-          <w:tab w:val="left" w:pos="14656"/>
-        </w:tabs>
-        <w:rPr>
-          <w:rFonts w:ascii="var(--font-mono)" w:hAnsi="var(--font-mono)" w:cs="Courier New"/>
-          <w:color w:val="14181F"/>
-        </w:rPr>
-      </w:pPr>
-      <w:r>
-        <w:rPr>
-          <w:rFonts w:ascii="var(--font-mono)" w:hAnsi="var(--font-mono)" w:cs="Courier New"/>
-          <w:color w:val="14181F"/>
-        </w:rPr>
-        <w:t>Accuracy = (TP + TN) / All = (3 + 1) / 7 = 4/7 ≈ 0.571 ≈ 57.1%</w:t>
-      </w:r>
-    </w:p>
-    <w:p>
-      <w:pPr>
-        <w:spacing w:before="100" w:beforeAutospacing="1" w:after="100" w:afterAutospacing="1"/>
-        <w:rPr>
-          <w:sz w:val="24"/>
-          <w:szCs w:val="24"/>
-        </w:rPr>
-      </w:pPr>
-      <w:r>
-        <w:rPr>
-          <w:sz w:val="24"/>
-          <w:szCs w:val="24"/>
-        </w:rPr>
-        <w:t xml:space="preserve">→ Mô hình đoán đúng </w:t>
-      </w:r>
-      <w:r>
-        <w:rPr>
-          <w:b/>
-          <w:bCs/>
-          <w:sz w:val="24"/>
-          <w:szCs w:val="24"/>
-        </w:rPr>
-        <w:t>4 trên 7</w:t>
-      </w:r>
-      <w:r>
-        <w:rPr>
-          <w:sz w:val="24"/>
-          <w:szCs w:val="24"/>
-        </w:rPr>
-        <w:t xml:space="preserve"> tấm ảnh (cả TP lẫn TN đều tính là "đoán đúng", vì TP = đúng dog, TN = đúng cat).</w:t>
-      </w:r>
-    </w:p>
-    <w:p>
-      <w:pPr>
-        <w:spacing w:before="100" w:beforeAutospacing="1" w:after="100" w:afterAutospacing="1"/>
-        <w:rPr>
-          <w:sz w:val="24"/>
-          <w:szCs w:val="24"/>
-        </w:rPr>
-      </w:pPr>
-      <w:r>
-        <w:rPr>
-          <w:b/>
-          <w:bCs/>
-          <w:sz w:val="24"/>
-          <w:szCs w:val="24"/>
-        </w:rPr>
-        <w:t>2. Precision (</w:t>
-      </w:r>
-      <w:r>
-        <w:rPr>
-          <w:b/>
-          <w:bCs/>
-          <w:sz w:val="24"/>
-          <w:szCs w:val="24"/>
-          <w:highlight w:val="yellow"/>
-        </w:rPr>
-        <w:t>Độ chính xác đối với class dương</w:t>
-      </w:r>
-      <w:r>
-        <w:rPr>
-          <w:b/>
-          <w:bCs/>
-          <w:sz w:val="24"/>
-          <w:szCs w:val="24"/>
-        </w:rPr>
-        <w:t>)</w:t>
-      </w:r>
-      <w:r>
-        <w:rPr>
-          <w:b/>
-          <w:bCs/>
-          <w:sz w:val="24"/>
-          <w:szCs w:val="24"/>
-        </w:rPr>
-        <w:t xml:space="preserve"> </w:t>
-      </w:r>
-    </w:p>
-    <w:p>
-      <w:pPr>
-        <w:spacing w:before="100" w:beforeAutospacing="1" w:after="100" w:afterAutospacing="1"/>
-        <w:rPr>
-          <w:sz w:val="24"/>
-          <w:szCs w:val="24"/>
-        </w:rPr>
-      </w:pPr>
-      <w:r>
-        <w:rPr>
-          <w:b/>
-          <w:bCs/>
-          <w:sz w:val="24"/>
-          <w:szCs w:val="24"/>
-        </w:rPr>
-        <w:t>Công thức:</w:t>
-      </w:r>
-      <w:r>
-        <w:rPr>
-          <w:sz w:val="24"/>
-          <w:szCs w:val="24"/>
-        </w:rPr>
-        <w:t xml:space="preserve"> Precision = TP / (TP + FP)</w:t>
-      </w:r>
-    </w:p>
-    <w:p>
-      <w:pPr>
-        <w:spacing w:before="100" w:beforeAutospacing="1" w:after="100" w:afterAutospacing="1"/>
-        <w:rPr>
-          <w:sz w:val="24"/>
-          <w:szCs w:val="24"/>
-        </w:rPr>
-      </w:pPr>
-      <w:r>
-        <w:rPr>
-          <w:b/>
-          <w:bCs/>
-          <w:sz w:val="24"/>
-          <w:szCs w:val="24"/>
-        </w:rPr>
-        <w:lastRenderedPageBreak/>
-        <w:t>Ý nghĩa:</w:t>
-      </w:r>
-      <w:r>
-        <w:rPr>
-          <w:sz w:val="24"/>
-          <w:szCs w:val="24"/>
-        </w:rPr>
-        <w:t xml:space="preserve"> Trong </w:t>
-      </w:r>
-      <w:r>
-        <w:rPr>
-          <w:b/>
-          <w:bCs/>
-          <w:sz w:val="24"/>
-          <w:szCs w:val="24"/>
-        </w:rPr>
-        <w:t>tất cả những lần mô hình đoán là dog</w:t>
-      </w:r>
-      <w:r>
-        <w:rPr>
-          <w:sz w:val="24"/>
-          <w:szCs w:val="24"/>
-        </w:rPr>
-        <w:t xml:space="preserve"> (lớp dương +), bao nhiêu phần trăm là </w:t>
-      </w:r>
-      <w:r>
-        <w:rPr>
-          <w:b/>
-          <w:bCs/>
-          <w:sz w:val="24"/>
-          <w:szCs w:val="24"/>
-        </w:rPr>
-        <w:t>đoán đúng thật sự</w:t>
-      </w:r>
-      <w:r>
-        <w:rPr>
-          <w:sz w:val="24"/>
-          <w:szCs w:val="24"/>
-        </w:rPr>
-        <w:t>?</w:t>
-      </w:r>
-      <w:r>
-        <w:rPr>
-          <w:sz w:val="24"/>
-          <w:szCs w:val="24"/>
-        </w:rPr>
-        <w:t xml:space="preserve"> </w:t>
-      </w:r>
-      <w:r>
-        <w:rPr>
-          <w:sz w:val="24"/>
-          <w:szCs w:val="24"/>
-          <w:highlight w:val="yellow"/>
-        </w:rPr>
-        <w:t>(TP + FP)  ở đây là tổng số lần dự đoán là chó</w:t>
-      </w:r>
-      <w:r>
-        <w:rPr>
-          <w:sz w:val="24"/>
-          <w:szCs w:val="24"/>
-        </w:rPr>
-        <w:t xml:space="preserve">. </w:t>
-      </w:r>
-    </w:p>
-    <w:p>
-      <w:pPr>
-        <w:spacing w:before="100" w:beforeAutospacing="1" w:after="100" w:afterAutospacing="1"/>
-        <w:rPr>
-          <w:sz w:val="24"/>
-          <w:szCs w:val="24"/>
-        </w:rPr>
-      </w:pPr>
-      <w:r>
-        <w:rPr>
-          <w:sz w:val="24"/>
-          <w:szCs w:val="24"/>
-        </w:rPr>
-        <w:t xml:space="preserve">Lưu ý: Precision </w:t>
-      </w:r>
-      <w:r>
-        <w:rPr>
-          <w:b/>
-          <w:bCs/>
-          <w:sz w:val="24"/>
-          <w:szCs w:val="24"/>
-        </w:rPr>
-        <w:t>chỉ</w:t>
-      </w:r>
-      <w:r>
-        <w:rPr>
-          <w:sz w:val="24"/>
-          <w:szCs w:val="24"/>
-        </w:rPr>
-        <w:t xml:space="preserve"> nhìn vào cột "Predicted = +" trong ma trận (tức là TP và FP), </w:t>
-      </w:r>
-      <w:r>
-        <w:rPr>
-          <w:b/>
-          <w:bCs/>
-          <w:sz w:val="24"/>
-          <w:szCs w:val="24"/>
-        </w:rPr>
-        <w:t>không quan tâm</w:t>
-      </w:r>
-      <w:r>
-        <w:rPr>
-          <w:sz w:val="24"/>
-          <w:szCs w:val="24"/>
-        </w:rPr>
-        <w:t xml:space="preserve"> đến FN hay TN.</w:t>
-      </w:r>
-    </w:p>
-    <w:p>
-      <w:pPr>
-        <w:spacing w:before="100" w:beforeAutospacing="1" w:after="100" w:afterAutospacing="1"/>
-        <w:rPr>
-          <w:sz w:val="24"/>
-          <w:szCs w:val="24"/>
-        </w:rPr>
-      </w:pPr>
-      <w:r>
-        <w:rPr>
-          <w:b/>
-          <w:bCs/>
-          <w:sz w:val="24"/>
-          <w:szCs w:val="24"/>
-        </w:rPr>
-        <w:t>Tính toán:</w:t>
-      </w:r>
-    </w:p>
-    <w:p>
-      <w:pPr>
-        <w:tabs>
-          <w:tab w:val="left" w:pos="916"/>
-          <w:tab w:val="left" w:pos="1832"/>
-          <w:tab w:val="left" w:pos="2748"/>
-          <w:tab w:val="left" w:pos="3664"/>
-          <w:tab w:val="left" w:pos="4580"/>
-          <w:tab w:val="left" w:pos="5496"/>
-          <w:tab w:val="left" w:pos="6412"/>
-          <w:tab w:val="left" w:pos="7328"/>
-          <w:tab w:val="left" w:pos="8244"/>
-          <w:tab w:val="left" w:pos="9160"/>
-          <w:tab w:val="left" w:pos="10076"/>
-          <w:tab w:val="left" w:pos="10992"/>
-          <w:tab w:val="left" w:pos="11908"/>
-          <w:tab w:val="left" w:pos="12824"/>
-          <w:tab w:val="left" w:pos="13740"/>
-          <w:tab w:val="left" w:pos="14656"/>
-        </w:tabs>
-        <w:rPr>
-          <w:rFonts w:ascii="var(--font-mono)" w:hAnsi="var(--font-mono)" w:cs="Courier New"/>
-          <w:color w:val="14181F"/>
-        </w:rPr>
-      </w:pPr>
-      <w:r>
-        <w:rPr>
-          <w:rFonts w:ascii="var(--font-mono)" w:hAnsi="var(--font-mono)" w:cs="Courier New"/>
-          <w:color w:val="14181F"/>
-        </w:rPr>
-        <w:t>Precision = TP / (TP + FP) = 3 / (3 + 1) = 3/4 = 0.75 = 75%</w:t>
-      </w:r>
-    </w:p>
-    <w:p>
-      <w:pPr>
-        <w:spacing w:before="100" w:beforeAutospacing="1" w:after="100" w:afterAutospacing="1"/>
-        <w:rPr>
-          <w:sz w:val="24"/>
-          <w:szCs w:val="24"/>
-        </w:rPr>
-      </w:pPr>
-      <w:r>
-        <w:rPr>
-          <w:sz w:val="24"/>
-          <w:szCs w:val="24"/>
-        </w:rPr>
-        <w:t xml:space="preserve">→ Trong số các lần mô hình đoán "dog", có </w:t>
-      </w:r>
-      <w:r>
-        <w:rPr>
-          <w:b/>
-          <w:bCs/>
-          <w:sz w:val="24"/>
-          <w:szCs w:val="24"/>
-        </w:rPr>
-        <w:t>75%</w:t>
-      </w:r>
-      <w:r>
-        <w:rPr>
-          <w:sz w:val="24"/>
-          <w:szCs w:val="24"/>
-        </w:rPr>
-        <w:t xml:space="preserve"> là đoán đúng thật sự (25% còn lại là báo động giả — thực ra là cat nhưng bị đoán nhầm thành dog).</w:t>
-      </w:r>
-    </w:p>
-    <w:p>
-      <w:pPr>
-        <w:rPr>
-          <w:b/>
-          <w:color w:val="4472C4" w:themeColor="accent5"/>
-        </w:rPr>
-      </w:pPr>
-    </w:p>
-    <w:p>
-      <w:r>
-        <w:rPr>
-          <w:rStyle w:val="Strong"/>
-        </w:rPr>
-        <w:t>Recall</w:t>
-      </w:r>
-      <w:r>
-        <w:t xml:space="preserve"> /rɪˈkɔːl/ dịch theo nghĩa đen là </w:t>
-      </w:r>
-      <w:r>
-        <w:rPr>
-          <w:rStyle w:val="Strong"/>
-        </w:rPr>
-        <w:t>"gọi lại", "nhớ lại"</w:t>
-      </w:r>
-      <w:r>
-        <w:t xml:space="preserve"> — trong ML nghĩa là </w:t>
-      </w:r>
-      <w:r>
-        <w:rPr>
-          <w:rStyle w:val="Strong"/>
-        </w:rPr>
-        <w:t>"độ bao phủ"</w:t>
-      </w:r>
-      <w:r>
-        <w:t xml:space="preserve"> hoặc </w:t>
-      </w:r>
-      <w:r>
-        <w:rPr>
-          <w:rStyle w:val="Strong"/>
-        </w:rPr>
-        <w:t>"độ nhạy"</w:t>
-      </w:r>
-      <w:r>
-        <w:t xml:space="preserve"> (cách dịch phổ biến khác: </w:t>
-      </w:r>
-      <w:r>
-        <w:rPr>
-          <w:rStyle w:val="Strong"/>
-        </w:rPr>
-        <w:t>sensitivity</w:t>
-      </w:r>
-      <w:r>
-        <w:t>).</w:t>
-      </w:r>
-    </w:p>
-    <w:p/>
-    <w:p>
-      <w:pPr>
-        <w:pStyle w:val="Heading3"/>
-      </w:pPr>
-      <w:r>
-        <w:t>Định nghĩa</w:t>
-      </w:r>
-    </w:p>
-    <w:p>
-      <w:pPr>
-        <w:pStyle w:val="font-claude-response-body"/>
-      </w:pPr>
-      <w:r>
-        <w:t xml:space="preserve">Recall = trong tất cả các trường hợp </w:t>
-      </w:r>
-      <w:r>
-        <w:rPr>
-          <w:rStyle w:val="Strong"/>
-        </w:rPr>
-        <w:t>thực tế là Positive</w:t>
-      </w:r>
-      <w:r>
-        <w:t xml:space="preserve">, mô hình </w:t>
-      </w:r>
-      <w:r>
-        <w:rPr>
-          <w:rStyle w:val="Strong"/>
-        </w:rPr>
-        <w:t>bắt được</w:t>
-      </w:r>
-      <w:r>
-        <w:t xml:space="preserve"> (đoán đúng) bao nhiêu %?</w:t>
-      </w:r>
-    </w:p>
-    <w:p>
-      <w:pPr>
-        <w:pStyle w:val="Heading3"/>
-      </w:pPr>
-      <w:r>
-        <w:t>Công thức</w:t>
-      </w:r>
-    </w:p>
-    <w:p>
-      <w:pPr>
-        <w:pStyle w:val="HTMLPreformatted"/>
-        <w:rPr>
-          <w:rFonts w:ascii="var(--font-mono)" w:hAnsi="var(--font-mono)"/>
-          <w:color w:val="14181F"/>
-        </w:rPr>
-      </w:pPr>
-      <w:r>
-        <w:rPr>
-          <w:rStyle w:val="HTMLCode"/>
-          <w:rFonts w:ascii="var(--font-mono)" w:hAnsi="var(--font-mono)"/>
-          <w:color w:val="14181F"/>
-        </w:rPr>
-        <w:t>Recall = TP / (TP + FN)</w:t>
-      </w:r>
-    </w:p>
-    <w:p>
-      <w:r>
-        <w:t xml:space="preserve">mẫu số là </w:t>
-      </w:r>
-      <w:r>
-        <w:rPr>
-          <w:rStyle w:val="Strong"/>
-          <w:highlight w:val="yellow"/>
-        </w:rPr>
-        <w:t>TP + FN</w:t>
-      </w:r>
-      <w:r>
-        <w:rPr>
-          <w:highlight w:val="yellow"/>
-        </w:rPr>
-        <w:t xml:space="preserve"> — tức là </w:t>
-      </w:r>
-      <w:r>
-        <w:rPr>
-          <w:rStyle w:val="Strong"/>
-          <w:highlight w:val="yellow"/>
-        </w:rPr>
-        <w:t>toàn bộ những trường hợp thực tế Positive</w:t>
-      </w:r>
-      <w:r>
-        <w:t xml:space="preserve"> (bất kể mô hình đoán đúng hay bỏ sót). Đây là điểm khác biệt cốt lõi với Precision.</w:t>
-      </w:r>
-    </w:p>
-    <w:p/>
-    <w:p>
-      <w:pPr>
-        <w:rPr>
-          <w:b/>
-          <w:color w:val="4472C4" w:themeColor="accent5"/>
-        </w:rPr>
-      </w:pPr>
       <w:r>
         <w:rPr>
           <w:b/>
@@ -6493,10 +5820,10 @@
           <w:color w:val="4472C4" w:themeColor="accent5"/>
         </w:rPr>
         <w:drawing>
-          <wp:inline distT="0" distB="0" distL="0" distR="0" wp14:anchorId="0F71EB52" wp14:editId="205D5347">
-            <wp:extent cx="5731510" cy="2317750"/>
-            <wp:effectExtent l="0" t="0" r="2540" b="6350"/>
-            <wp:docPr id="7" name="Picture 7"/>
+          <wp:inline distT="0" distB="0" distL="0" distR="0" wp14:anchorId="4AB9537E" wp14:editId="2C6C6A8C">
+            <wp:extent cx="5731510" cy="1647825"/>
+            <wp:effectExtent l="0" t="0" r="2540" b="9525"/>
+            <wp:docPr id="8" name="Picture 8"/>
             <wp:cNvGraphicFramePr>
               <a:graphicFrameLocks xmlns:a="http://schemas.openxmlformats.org/drawingml/2006/main" noChangeAspect="1"/>
             </wp:cNvGraphicFramePr>
@@ -6516,6 +5843,781 @@
                   <pic:spPr>
                     <a:xfrm>
                       <a:off x="0" y="0"/>
+                      <a:ext cx="5731510" cy="1647825"/>
+                    </a:xfrm>
+                    <a:prstGeom prst="rect">
+                      <a:avLst/>
+                    </a:prstGeom>
+                  </pic:spPr>
+                </pic:pic>
+              </a:graphicData>
+            </a:graphic>
+          </wp:inline>
+        </w:drawing>
+      </w:r>
+    </w:p>
+    <w:p>
+      <w:pPr>
+        <w:rPr>
+          <w:b/>
+          <w:color w:val="4472C4" w:themeColor="accent5"/>
+        </w:rPr>
+      </w:pPr>
+    </w:p>
+    <w:p>
+      <w:pPr>
+        <w:rPr>
+          <w:b/>
+          <w:color w:val="4472C4" w:themeColor="accent5"/>
+        </w:rPr>
+      </w:pPr>
+    </w:p>
+    <w:p>
+      <w:pPr>
+        <w:spacing w:before="100" w:beforeAutospacing="1" w:after="100" w:afterAutospacing="1"/>
+        <w:rPr>
+          <w:sz w:val="24"/>
+          <w:szCs w:val="24"/>
+        </w:rPr>
+      </w:pPr>
+      <w:r>
+        <w:rPr>
+          <w:sz w:val="24"/>
+          <w:szCs w:val="24"/>
+        </w:rPr>
+        <w:t xml:space="preserve">Đây là phần tiếp nối ví dụ về ma trận nhầm lẫn dog/cat từ trước — giờ dùng các số liệu đó (TP=3, FP=1, FN=2, TN=1, All=7) để tính 2 chỉ số đánh giá mô hình: </w:t>
+      </w:r>
+      <w:r>
+        <w:rPr>
+          <w:b/>
+          <w:bCs/>
+          <w:sz w:val="24"/>
+          <w:szCs w:val="24"/>
+        </w:rPr>
+        <w:t>Accuracy</w:t>
+      </w:r>
+      <w:r>
+        <w:rPr>
+          <w:sz w:val="24"/>
+          <w:szCs w:val="24"/>
+        </w:rPr>
+        <w:t xml:space="preserve"> và </w:t>
+      </w:r>
+      <w:r>
+        <w:rPr>
+          <w:b/>
+          <w:bCs/>
+          <w:sz w:val="24"/>
+          <w:szCs w:val="24"/>
+        </w:rPr>
+        <w:t>Precision</w:t>
+      </w:r>
+      <w:r>
+        <w:rPr>
+          <w:sz w:val="24"/>
+          <w:szCs w:val="24"/>
+        </w:rPr>
+        <w:t>.</w:t>
+      </w:r>
+    </w:p>
+    <w:p>
+      <w:pPr>
+        <w:spacing w:before="100" w:beforeAutospacing="1" w:after="100" w:afterAutospacing="1"/>
+        <w:rPr>
+          <w:sz w:val="24"/>
+          <w:szCs w:val="24"/>
+        </w:rPr>
+      </w:pPr>
+      <w:r>
+        <w:rPr>
+          <w:b/>
+          <w:bCs/>
+          <w:sz w:val="24"/>
+          <w:szCs w:val="24"/>
+        </w:rPr>
+        <w:t>1. Accuracy (Độ chính xác tổng quát)</w:t>
+      </w:r>
+    </w:p>
+    <w:p>
+      <w:pPr>
+        <w:spacing w:before="100" w:beforeAutospacing="1" w:after="100" w:afterAutospacing="1"/>
+        <w:rPr>
+          <w:sz w:val="24"/>
+          <w:szCs w:val="24"/>
+        </w:rPr>
+      </w:pPr>
+      <w:r>
+        <w:rPr>
+          <w:b/>
+          <w:bCs/>
+          <w:sz w:val="24"/>
+          <w:szCs w:val="24"/>
+        </w:rPr>
+        <w:t>Công thức:</w:t>
+      </w:r>
+      <w:r>
+        <w:rPr>
+          <w:sz w:val="24"/>
+          <w:szCs w:val="24"/>
+        </w:rPr>
+        <w:t xml:space="preserve"> Accuracy = (TP + TN) / All</w:t>
+      </w:r>
+    </w:p>
+    <w:p>
+      <w:pPr>
+        <w:spacing w:before="100" w:beforeAutospacing="1" w:after="100" w:afterAutospacing="1"/>
+        <w:rPr>
+          <w:sz w:val="24"/>
+          <w:szCs w:val="24"/>
+        </w:rPr>
+      </w:pPr>
+      <w:r>
+        <w:rPr>
+          <w:b/>
+          <w:bCs/>
+          <w:sz w:val="24"/>
+          <w:szCs w:val="24"/>
+        </w:rPr>
+        <w:t>Ý nghĩa:</w:t>
+      </w:r>
+      <w:r>
+        <w:rPr>
+          <w:sz w:val="24"/>
+          <w:szCs w:val="24"/>
+        </w:rPr>
+        <w:t xml:space="preserve"> Trong </w:t>
+      </w:r>
+      <w:r>
+        <w:rPr>
+          <w:b/>
+          <w:bCs/>
+          <w:sz w:val="24"/>
+          <w:szCs w:val="24"/>
+        </w:rPr>
+        <w:t>tất cả</w:t>
+      </w:r>
+      <w:r>
+        <w:rPr>
+          <w:sz w:val="24"/>
+          <w:szCs w:val="24"/>
+        </w:rPr>
+        <w:t xml:space="preserve"> các dự đoán (cả dog lẫn cat), bao nhiêu phần trăm là </w:t>
+      </w:r>
+      <w:r>
+        <w:rPr>
+          <w:b/>
+          <w:bCs/>
+          <w:sz w:val="24"/>
+          <w:szCs w:val="24"/>
+        </w:rPr>
+        <w:t>đoán đúng</w:t>
+      </w:r>
+      <w:r>
+        <w:rPr>
+          <w:sz w:val="24"/>
+          <w:szCs w:val="24"/>
+        </w:rPr>
+        <w:t>?</w:t>
+      </w:r>
+    </w:p>
+    <w:p>
+      <w:pPr>
+        <w:spacing w:before="100" w:beforeAutospacing="1" w:after="100" w:afterAutospacing="1"/>
+        <w:rPr>
+          <w:sz w:val="24"/>
+          <w:szCs w:val="24"/>
+        </w:rPr>
+      </w:pPr>
+      <w:r>
+        <w:rPr>
+          <w:b/>
+          <w:bCs/>
+          <w:sz w:val="24"/>
+          <w:szCs w:val="24"/>
+        </w:rPr>
+        <w:t>Tính toán:</w:t>
+      </w:r>
+    </w:p>
+    <w:p>
+      <w:pPr>
+        <w:tabs>
+          <w:tab w:val="left" w:pos="916"/>
+          <w:tab w:val="left" w:pos="1832"/>
+          <w:tab w:val="left" w:pos="2748"/>
+          <w:tab w:val="left" w:pos="3664"/>
+          <w:tab w:val="left" w:pos="4580"/>
+          <w:tab w:val="left" w:pos="5496"/>
+          <w:tab w:val="left" w:pos="6412"/>
+          <w:tab w:val="left" w:pos="7328"/>
+          <w:tab w:val="left" w:pos="8244"/>
+          <w:tab w:val="left" w:pos="9160"/>
+          <w:tab w:val="left" w:pos="10076"/>
+          <w:tab w:val="left" w:pos="10992"/>
+          <w:tab w:val="left" w:pos="11908"/>
+          <w:tab w:val="left" w:pos="12824"/>
+          <w:tab w:val="left" w:pos="13740"/>
+          <w:tab w:val="left" w:pos="14656"/>
+        </w:tabs>
+        <w:rPr>
+          <w:rFonts w:ascii="var(--font-mono)" w:hAnsi="var(--font-mono)" w:cs="Courier New"/>
+          <w:color w:val="14181F"/>
+        </w:rPr>
+      </w:pPr>
+      <w:r>
+        <w:rPr>
+          <w:rFonts w:ascii="var(--font-mono)" w:hAnsi="var(--font-mono)" w:cs="Courier New"/>
+          <w:color w:val="14181F"/>
+        </w:rPr>
+        <w:t>Accuracy = (TP + TN) / All = (3 + 1) / 7 = 4/7 ≈ 0.571 ≈ 57.1%</w:t>
+      </w:r>
+    </w:p>
+    <w:p>
+      <w:pPr>
+        <w:spacing w:before="100" w:beforeAutospacing="1" w:after="100" w:afterAutospacing="1"/>
+        <w:rPr>
+          <w:sz w:val="24"/>
+          <w:szCs w:val="24"/>
+        </w:rPr>
+      </w:pPr>
+      <w:r>
+        <w:rPr>
+          <w:sz w:val="24"/>
+          <w:szCs w:val="24"/>
+        </w:rPr>
+        <w:lastRenderedPageBreak/>
+        <w:t xml:space="preserve">→ Mô hình đoán đúng </w:t>
+      </w:r>
+      <w:r>
+        <w:rPr>
+          <w:b/>
+          <w:bCs/>
+          <w:sz w:val="24"/>
+          <w:szCs w:val="24"/>
+        </w:rPr>
+        <w:t>4 trên 7</w:t>
+      </w:r>
+      <w:r>
+        <w:rPr>
+          <w:sz w:val="24"/>
+          <w:szCs w:val="24"/>
+        </w:rPr>
+        <w:t xml:space="preserve"> tấm ảnh (cả TP lẫn TN đều tính là "đoán đúng", vì TP = đúng dog, TN = đúng cat).</w:t>
+      </w:r>
+    </w:p>
+    <w:p>
+      <w:pPr>
+        <w:spacing w:before="100" w:beforeAutospacing="1" w:after="100" w:afterAutospacing="1"/>
+        <w:rPr>
+          <w:sz w:val="24"/>
+          <w:szCs w:val="24"/>
+        </w:rPr>
+      </w:pPr>
+      <w:r>
+        <w:rPr>
+          <w:noProof/>
+          <w:sz w:val="24"/>
+          <w:szCs w:val="24"/>
+        </w:rPr>
+        <w:drawing>
+          <wp:inline distT="0" distB="0" distL="0" distR="0" wp14:anchorId="541215D0" wp14:editId="593FBFC7">
+            <wp:extent cx="5731510" cy="2426970"/>
+            <wp:effectExtent l="0" t="0" r="2540" b="0"/>
+            <wp:docPr id="5" name="Picture 5"/>
+            <wp:cNvGraphicFramePr>
+              <a:graphicFrameLocks xmlns:a="http://schemas.openxmlformats.org/drawingml/2006/main" noChangeAspect="1"/>
+            </wp:cNvGraphicFramePr>
+            <a:graphic xmlns:a="http://schemas.openxmlformats.org/drawingml/2006/main">
+              <a:graphicData uri="http://schemas.openxmlformats.org/drawingml/2006/picture">
+                <pic:pic xmlns:pic="http://schemas.openxmlformats.org/drawingml/2006/picture">
+                  <pic:nvPicPr>
+                    <pic:cNvPr id="1" name=""/>
+                    <pic:cNvPicPr/>
+                  </pic:nvPicPr>
+                  <pic:blipFill>
+                    <a:blip r:embed="rId11"/>
+                    <a:stretch>
+                      <a:fillRect/>
+                    </a:stretch>
+                  </pic:blipFill>
+                  <pic:spPr>
+                    <a:xfrm>
+                      <a:off x="0" y="0"/>
+                      <a:ext cx="5731510" cy="2426970"/>
+                    </a:xfrm>
+                    <a:prstGeom prst="rect">
+                      <a:avLst/>
+                    </a:prstGeom>
+                  </pic:spPr>
+                </pic:pic>
+              </a:graphicData>
+            </a:graphic>
+          </wp:inline>
+        </w:drawing>
+      </w:r>
+    </w:p>
+    <w:p>
+      <w:pPr>
+        <w:spacing w:before="100" w:beforeAutospacing="1" w:after="100" w:afterAutospacing="1"/>
+        <w:rPr>
+          <w:sz w:val="24"/>
+          <w:szCs w:val="24"/>
+        </w:rPr>
+      </w:pPr>
+      <w:r>
+        <w:rPr>
+          <w:b/>
+          <w:bCs/>
+          <w:sz w:val="24"/>
+          <w:szCs w:val="24"/>
+        </w:rPr>
+        <w:t>2. Precision (</w:t>
+      </w:r>
+      <w:r>
+        <w:rPr>
+          <w:b/>
+          <w:bCs/>
+          <w:sz w:val="24"/>
+          <w:szCs w:val="24"/>
+          <w:highlight w:val="yellow"/>
+        </w:rPr>
+        <w:t>Độ chính xác đối với class dương</w:t>
+      </w:r>
+      <w:r>
+        <w:rPr>
+          <w:b/>
+          <w:bCs/>
+          <w:sz w:val="24"/>
+          <w:szCs w:val="24"/>
+        </w:rPr>
+        <w:t>)</w:t>
+      </w:r>
+      <w:r>
+        <w:rPr>
+          <w:b/>
+          <w:bCs/>
+          <w:sz w:val="24"/>
+          <w:szCs w:val="24"/>
+        </w:rPr>
+        <w:t xml:space="preserve"> </w:t>
+      </w:r>
+    </w:p>
+    <w:p>
+      <w:pPr>
+        <w:spacing w:before="100" w:beforeAutospacing="1" w:after="100" w:afterAutospacing="1"/>
+        <w:rPr>
+          <w:sz w:val="24"/>
+          <w:szCs w:val="24"/>
+        </w:rPr>
+      </w:pPr>
+      <w:r>
+        <w:rPr>
+          <w:b/>
+          <w:bCs/>
+          <w:sz w:val="24"/>
+          <w:szCs w:val="24"/>
+        </w:rPr>
+        <w:t>Công thức:</w:t>
+      </w:r>
+      <w:r>
+        <w:rPr>
+          <w:sz w:val="24"/>
+          <w:szCs w:val="24"/>
+        </w:rPr>
+        <w:t xml:space="preserve"> Precision = TP / (TP + FP)</w:t>
+      </w:r>
+    </w:p>
+    <w:p>
+      <w:pPr>
+        <w:spacing w:before="100" w:beforeAutospacing="1" w:after="100" w:afterAutospacing="1"/>
+        <w:rPr>
+          <w:sz w:val="24"/>
+          <w:szCs w:val="24"/>
+        </w:rPr>
+      </w:pPr>
+      <w:r>
+        <w:rPr>
+          <w:b/>
+          <w:bCs/>
+          <w:sz w:val="24"/>
+          <w:szCs w:val="24"/>
+        </w:rPr>
+        <w:t>Ý nghĩa:</w:t>
+      </w:r>
+      <w:r>
+        <w:rPr>
+          <w:sz w:val="24"/>
+          <w:szCs w:val="24"/>
+        </w:rPr>
+        <w:t xml:space="preserve"> Trong </w:t>
+      </w:r>
+      <w:r>
+        <w:rPr>
+          <w:b/>
+          <w:bCs/>
+          <w:sz w:val="24"/>
+          <w:szCs w:val="24"/>
+        </w:rPr>
+        <w:t>tất cả những lần mô hình đoán là dog</w:t>
+      </w:r>
+      <w:r>
+        <w:rPr>
+          <w:sz w:val="24"/>
+          <w:szCs w:val="24"/>
+        </w:rPr>
+        <w:t xml:space="preserve"> (lớp dương +), bao nhiêu phần trăm là </w:t>
+      </w:r>
+      <w:r>
+        <w:rPr>
+          <w:b/>
+          <w:bCs/>
+          <w:sz w:val="24"/>
+          <w:szCs w:val="24"/>
+        </w:rPr>
+        <w:t>đoán đúng thật sự</w:t>
+      </w:r>
+      <w:r>
+        <w:rPr>
+          <w:sz w:val="24"/>
+          <w:szCs w:val="24"/>
+        </w:rPr>
+        <w:t>?</w:t>
+      </w:r>
+      <w:r>
+        <w:rPr>
+          <w:sz w:val="24"/>
+          <w:szCs w:val="24"/>
+        </w:rPr>
+        <w:t xml:space="preserve"> </w:t>
+      </w:r>
+      <w:r>
+        <w:rPr>
+          <w:sz w:val="24"/>
+          <w:szCs w:val="24"/>
+          <w:highlight w:val="yellow"/>
+        </w:rPr>
+        <w:t>(TP + FP)  ở đây là tổng số lần dự đoán là chó</w:t>
+      </w:r>
+      <w:r>
+        <w:rPr>
+          <w:sz w:val="24"/>
+          <w:szCs w:val="24"/>
+        </w:rPr>
+        <w:t xml:space="preserve">. </w:t>
+      </w:r>
+    </w:p>
+    <w:p>
+      <w:pPr>
+        <w:spacing w:before="100" w:beforeAutospacing="1" w:after="100" w:afterAutospacing="1"/>
+        <w:rPr>
+          <w:sz w:val="24"/>
+          <w:szCs w:val="24"/>
+        </w:rPr>
+      </w:pPr>
+      <w:r>
+        <w:rPr>
+          <w:sz w:val="24"/>
+          <w:szCs w:val="24"/>
+        </w:rPr>
+        <w:t xml:space="preserve">Lưu ý: Precision </w:t>
+      </w:r>
+      <w:r>
+        <w:rPr>
+          <w:b/>
+          <w:bCs/>
+          <w:sz w:val="24"/>
+          <w:szCs w:val="24"/>
+        </w:rPr>
+        <w:t>chỉ</w:t>
+      </w:r>
+      <w:r>
+        <w:rPr>
+          <w:sz w:val="24"/>
+          <w:szCs w:val="24"/>
+        </w:rPr>
+        <w:t xml:space="preserve"> nhìn vào cột "Predicted = +" trong ma trận (tức là TP và FP), </w:t>
+      </w:r>
+      <w:r>
+        <w:rPr>
+          <w:b/>
+          <w:bCs/>
+          <w:sz w:val="24"/>
+          <w:szCs w:val="24"/>
+        </w:rPr>
+        <w:t>không quan tâm</w:t>
+      </w:r>
+      <w:r>
+        <w:rPr>
+          <w:sz w:val="24"/>
+          <w:szCs w:val="24"/>
+        </w:rPr>
+        <w:t xml:space="preserve"> đến FN hay TN.</w:t>
+      </w:r>
+    </w:p>
+    <w:p>
+      <w:pPr>
+        <w:spacing w:before="100" w:beforeAutospacing="1" w:after="100" w:afterAutospacing="1"/>
+        <w:rPr>
+          <w:sz w:val="24"/>
+          <w:szCs w:val="24"/>
+        </w:rPr>
+      </w:pPr>
+      <w:r>
+        <w:rPr>
+          <w:b/>
+          <w:bCs/>
+          <w:sz w:val="24"/>
+          <w:szCs w:val="24"/>
+        </w:rPr>
+        <w:t>Tính toán:</w:t>
+      </w:r>
+    </w:p>
+    <w:p>
+      <w:pPr>
+        <w:tabs>
+          <w:tab w:val="left" w:pos="916"/>
+          <w:tab w:val="left" w:pos="1832"/>
+          <w:tab w:val="left" w:pos="2748"/>
+          <w:tab w:val="left" w:pos="3664"/>
+          <w:tab w:val="left" w:pos="4580"/>
+          <w:tab w:val="left" w:pos="5496"/>
+          <w:tab w:val="left" w:pos="6412"/>
+          <w:tab w:val="left" w:pos="7328"/>
+          <w:tab w:val="left" w:pos="8244"/>
+          <w:tab w:val="left" w:pos="9160"/>
+          <w:tab w:val="left" w:pos="10076"/>
+          <w:tab w:val="left" w:pos="10992"/>
+          <w:tab w:val="left" w:pos="11908"/>
+          <w:tab w:val="left" w:pos="12824"/>
+          <w:tab w:val="left" w:pos="13740"/>
+          <w:tab w:val="left" w:pos="14656"/>
+        </w:tabs>
+        <w:rPr>
+          <w:rFonts w:ascii="var(--font-mono)" w:hAnsi="var(--font-mono)" w:cs="Courier New"/>
+          <w:color w:val="14181F"/>
+        </w:rPr>
+      </w:pPr>
+      <w:r>
+        <w:rPr>
+          <w:rFonts w:ascii="var(--font-mono)" w:hAnsi="var(--font-mono)" w:cs="Courier New"/>
+          <w:color w:val="14181F"/>
+        </w:rPr>
+        <w:t>Precision = TP / (TP + FP) = 3 / (3 + 1) = 3/4 = 0.75 = 75%</w:t>
+      </w:r>
+    </w:p>
+    <w:p>
+      <w:pPr>
+        <w:spacing w:before="100" w:beforeAutospacing="1" w:after="100" w:afterAutospacing="1"/>
+        <w:rPr>
+          <w:sz w:val="24"/>
+          <w:szCs w:val="24"/>
+        </w:rPr>
+      </w:pPr>
+      <w:r>
+        <w:rPr>
+          <w:sz w:val="24"/>
+          <w:szCs w:val="24"/>
+        </w:rPr>
+        <w:t xml:space="preserve">→ Trong số các lần mô hình đoán "dog", có </w:t>
+      </w:r>
+      <w:r>
+        <w:rPr>
+          <w:b/>
+          <w:bCs/>
+          <w:sz w:val="24"/>
+          <w:szCs w:val="24"/>
+        </w:rPr>
+        <w:t>75%</w:t>
+      </w:r>
+      <w:r>
+        <w:rPr>
+          <w:sz w:val="24"/>
+          <w:szCs w:val="24"/>
+        </w:rPr>
+        <w:t xml:space="preserve"> là đoán đúng thật sự (25% còn lại là báo động giả — thực ra là cat nhưng bị đoán nhầm thành dog).</w:t>
+      </w:r>
+    </w:p>
+    <w:p>
+      <w:pPr>
+        <w:rPr>
+          <w:b/>
+          <w:color w:val="4472C4" w:themeColor="accent5"/>
+        </w:rPr>
+      </w:pPr>
+    </w:p>
+    <w:p>
+      <w:r>
+        <w:rPr>
+          <w:rStyle w:val="Strong"/>
+        </w:rPr>
+        <w:t>Recall</w:t>
+      </w:r>
+      <w:r>
+        <w:t xml:space="preserve"> /rɪˈkɔːl/ dịch theo nghĩa đen là </w:t>
+      </w:r>
+      <w:r>
+        <w:rPr>
+          <w:rStyle w:val="Strong"/>
+        </w:rPr>
+        <w:t>"gọi lại", "nhớ lại"</w:t>
+      </w:r>
+      <w:r>
+        <w:t xml:space="preserve"> — trong ML nghĩa là </w:t>
+      </w:r>
+      <w:r>
+        <w:rPr>
+          <w:rStyle w:val="Strong"/>
+        </w:rPr>
+        <w:t>"độ bao phủ"</w:t>
+      </w:r>
+      <w:r>
+        <w:t xml:space="preserve"> hoặc </w:t>
+      </w:r>
+      <w:r>
+        <w:rPr>
+          <w:rStyle w:val="Strong"/>
+        </w:rPr>
+        <w:t>"độ nhạy"</w:t>
+      </w:r>
+      <w:r>
+        <w:t xml:space="preserve"> (cách dịch phổ biến khác: </w:t>
+      </w:r>
+      <w:r>
+        <w:rPr>
+          <w:rStyle w:val="Strong"/>
+        </w:rPr>
+        <w:t>sensitivity</w:t>
+      </w:r>
+      <w:r>
+        <w:t>).</w:t>
+      </w:r>
+    </w:p>
+    <w:p/>
+    <w:p>
+      <w:pPr>
+        <w:pStyle w:val="Heading3"/>
+      </w:pPr>
+      <w:r>
+        <w:t>Định nghĩa</w:t>
+      </w:r>
+    </w:p>
+    <w:p>
+      <w:pPr>
+        <w:pStyle w:val="font-claude-response-body"/>
+      </w:pPr>
+      <w:r>
+        <w:t xml:space="preserve">Recall = trong tất cả các trường hợp </w:t>
+      </w:r>
+      <w:r>
+        <w:rPr>
+          <w:rStyle w:val="Strong"/>
+        </w:rPr>
+        <w:t>thực tế là Positive</w:t>
+      </w:r>
+      <w:r>
+        <w:t xml:space="preserve">, mô hình </w:t>
+      </w:r>
+      <w:r>
+        <w:rPr>
+          <w:rStyle w:val="Strong"/>
+        </w:rPr>
+        <w:t>bắt được</w:t>
+      </w:r>
+      <w:r>
+        <w:t xml:space="preserve"> (đoán đúng) bao nhiêu %?</w:t>
+      </w:r>
+    </w:p>
+    <w:p>
+      <w:pPr>
+        <w:pStyle w:val="Heading3"/>
+      </w:pPr>
+      <w:r>
+        <w:t>Công thức</w:t>
+      </w:r>
+    </w:p>
+    <w:p>
+      <w:pPr>
+        <w:pStyle w:val="HTMLPreformatted"/>
+        <w:rPr>
+          <w:rFonts w:ascii="var(--font-mono)" w:hAnsi="var(--font-mono)"/>
+          <w:color w:val="14181F"/>
+        </w:rPr>
+      </w:pPr>
+      <w:r>
+        <w:rPr>
+          <w:rStyle w:val="HTMLCode"/>
+          <w:rFonts w:ascii="var(--font-mono)" w:hAnsi="var(--font-mono)"/>
+          <w:color w:val="14181F"/>
+        </w:rPr>
+        <w:t>Recall = TP / (TP + FN)</w:t>
+      </w:r>
+    </w:p>
+    <w:p>
+      <w:r>
+        <w:t xml:space="preserve">mẫu số là </w:t>
+      </w:r>
+      <w:r>
+        <w:rPr>
+          <w:rStyle w:val="Strong"/>
+          <w:highlight w:val="yellow"/>
+        </w:rPr>
+        <w:t>TP + FN</w:t>
+      </w:r>
+      <w:r>
+        <w:rPr>
+          <w:highlight w:val="yellow"/>
+        </w:rPr>
+        <w:t xml:space="preserve"> — tức là </w:t>
+      </w:r>
+      <w:r>
+        <w:rPr>
+          <w:rStyle w:val="Strong"/>
+          <w:highlight w:val="yellow"/>
+        </w:rPr>
+        <w:t>toàn bộ những trường hợp thực tế Positive</w:t>
+      </w:r>
+      <w:r>
+        <w:t xml:space="preserve"> (bất kể mô hình đoán đúng hay bỏ sót). Đây là điểm khác biệt cốt lõi với Precision.</w:t>
+      </w:r>
+    </w:p>
+    <w:p/>
+    <w:p>
+      <w:pPr>
+        <w:rPr>
+          <w:b/>
+          <w:color w:val="4472C4" w:themeColor="accent5"/>
+        </w:rPr>
+      </w:pPr>
+      <w:r>
+        <w:rPr>
+          <w:b/>
+          <w:noProof/>
+          <w:color w:val="4472C4" w:themeColor="accent5"/>
+        </w:rPr>
+        <w:lastRenderedPageBreak/>
+        <w:drawing>
+          <wp:inline distT="0" distB="0" distL="0" distR="0" wp14:anchorId="0F71EB52" wp14:editId="205D5347">
+            <wp:extent cx="5731510" cy="2317750"/>
+            <wp:effectExtent l="0" t="0" r="2540" b="6350"/>
+            <wp:docPr id="7" name="Picture 7"/>
+            <wp:cNvGraphicFramePr>
+              <a:graphicFrameLocks xmlns:a="http://schemas.openxmlformats.org/drawingml/2006/main" noChangeAspect="1"/>
+            </wp:cNvGraphicFramePr>
+            <a:graphic xmlns:a="http://schemas.openxmlformats.org/drawingml/2006/main">
+              <a:graphicData uri="http://schemas.openxmlformats.org/drawingml/2006/picture">
+                <pic:pic xmlns:pic="http://schemas.openxmlformats.org/drawingml/2006/picture">
+                  <pic:nvPicPr>
+                    <pic:cNvPr id="1" name=""/>
+                    <pic:cNvPicPr/>
+                  </pic:nvPicPr>
+                  <pic:blipFill>
+                    <a:blip r:embed="rId12"/>
+                    <a:stretch>
+                      <a:fillRect/>
+                    </a:stretch>
+                  </pic:blipFill>
+                  <pic:spPr>
+                    <a:xfrm>
+                      <a:off x="0" y="0"/>
                       <a:ext cx="5731510" cy="2317750"/>
                     </a:xfrm>
                     <a:prstGeom prst="rect">
@@ -6623,7 +6725,6 @@
         <w:spacing w:before="100" w:beforeAutospacing="1" w:after="100" w:afterAutospacing="1"/>
       </w:pPr>
       <w:r>
-        <w:lastRenderedPageBreak/>
         <w:t xml:space="preserve">Nếu người đó </w:t>
       </w:r>
       <w:r>
@@ -6730,6 +6831,436 @@
           <w:color w:val="4472C4" w:themeColor="accent5"/>
         </w:rPr>
       </w:pPr>
+    </w:p>
+    <w:p>
+      <w:pPr>
+        <w:rPr>
+          <w:b/>
+          <w:color w:val="4472C4" w:themeColor="accent5"/>
+        </w:rPr>
+      </w:pPr>
+      <w:r>
+        <w:rPr>
+          <w:b/>
+          <w:color w:val="4472C4" w:themeColor="accent5"/>
+          <w:highlight w:val="yellow"/>
+        </w:rPr>
+        <w:t>Cách phân biệt Precison</w:t>
+      </w:r>
+    </w:p>
+    <w:p>
+      <w:pPr>
+        <w:rPr>
+          <w:b/>
+          <w:color w:val="4472C4" w:themeColor="accent5"/>
+        </w:rPr>
+      </w:pPr>
+    </w:p>
+    <w:p>
+      <w:pPr>
+        <w:rPr>
+          <w:b/>
+          <w:color w:val="4472C4" w:themeColor="accent5"/>
+        </w:rPr>
+      </w:pPr>
+      <w:r>
+        <w:rPr>
+          <w:b/>
+          <w:noProof/>
+          <w:color w:val="4472C4" w:themeColor="accent5"/>
+        </w:rPr>
+        <w:lastRenderedPageBreak/>
+        <w:drawing>
+          <wp:inline distT="0" distB="0" distL="0" distR="0" wp14:anchorId="73748665" wp14:editId="34E93BCF">
+            <wp:extent cx="5731510" cy="2743835"/>
+            <wp:effectExtent l="0" t="0" r="2540" b="0"/>
+            <wp:docPr id="9" name="Picture 9"/>
+            <wp:cNvGraphicFramePr>
+              <a:graphicFrameLocks xmlns:a="http://schemas.openxmlformats.org/drawingml/2006/main" noChangeAspect="1"/>
+            </wp:cNvGraphicFramePr>
+            <a:graphic xmlns:a="http://schemas.openxmlformats.org/drawingml/2006/main">
+              <a:graphicData uri="http://schemas.openxmlformats.org/drawingml/2006/picture">
+                <pic:pic xmlns:pic="http://schemas.openxmlformats.org/drawingml/2006/picture">
+                  <pic:nvPicPr>
+                    <pic:cNvPr id="1" name=""/>
+                    <pic:cNvPicPr/>
+                  </pic:nvPicPr>
+                  <pic:blipFill>
+                    <a:blip r:embed="rId13"/>
+                    <a:stretch>
+                      <a:fillRect/>
+                    </a:stretch>
+                  </pic:blipFill>
+                  <pic:spPr>
+                    <a:xfrm>
+                      <a:off x="0" y="0"/>
+                      <a:ext cx="5731510" cy="2743835"/>
+                    </a:xfrm>
+                    <a:prstGeom prst="rect">
+                      <a:avLst/>
+                    </a:prstGeom>
+                  </pic:spPr>
+                </pic:pic>
+              </a:graphicData>
+            </a:graphic>
+          </wp:inline>
+        </w:drawing>
+      </w:r>
+    </w:p>
+    <w:p>
+      <w:pPr>
+        <w:rPr>
+          <w:b/>
+          <w:color w:val="4472C4" w:themeColor="accent5"/>
+        </w:rPr>
+      </w:pPr>
+    </w:p>
+    <w:p>
+      <w:pPr>
+        <w:rPr>
+          <w:b/>
+          <w:color w:val="4472C4" w:themeColor="accent5"/>
+        </w:rPr>
+      </w:pPr>
+      <w:r>
+        <w:rPr>
+          <w:b/>
+          <w:noProof/>
+          <w:color w:val="4472C4" w:themeColor="accent5"/>
+        </w:rPr>
+        <w:drawing>
+          <wp:inline distT="0" distB="0" distL="0" distR="0" wp14:anchorId="2A22974F" wp14:editId="251B0BB1">
+            <wp:extent cx="5731510" cy="2181225"/>
+            <wp:effectExtent l="0" t="0" r="2540" b="9525"/>
+            <wp:docPr id="10" name="Picture 10"/>
+            <wp:cNvGraphicFramePr>
+              <a:graphicFrameLocks xmlns:a="http://schemas.openxmlformats.org/drawingml/2006/main" noChangeAspect="1"/>
+            </wp:cNvGraphicFramePr>
+            <a:graphic xmlns:a="http://schemas.openxmlformats.org/drawingml/2006/main">
+              <a:graphicData uri="http://schemas.openxmlformats.org/drawingml/2006/picture">
+                <pic:pic xmlns:pic="http://schemas.openxmlformats.org/drawingml/2006/picture">
+                  <pic:nvPicPr>
+                    <pic:cNvPr id="1" name=""/>
+                    <pic:cNvPicPr/>
+                  </pic:nvPicPr>
+                  <pic:blipFill>
+                    <a:blip r:embed="rId14"/>
+                    <a:stretch>
+                      <a:fillRect/>
+                    </a:stretch>
+                  </pic:blipFill>
+                  <pic:spPr>
+                    <a:xfrm>
+                      <a:off x="0" y="0"/>
+                      <a:ext cx="5731510" cy="2181225"/>
+                    </a:xfrm>
+                    <a:prstGeom prst="rect">
+                      <a:avLst/>
+                    </a:prstGeom>
+                  </pic:spPr>
+                </pic:pic>
+              </a:graphicData>
+            </a:graphic>
+          </wp:inline>
+        </w:drawing>
+      </w:r>
+      <w:r>
+        <w:rPr>
+          <w:b/>
+          <w:color w:val="4472C4" w:themeColor="accent5"/>
+        </w:rPr>
+        <w:t xml:space="preserve"> </w:t>
+      </w:r>
+    </w:p>
+    <w:p>
+      <w:pPr>
+        <w:rPr>
+          <w:b/>
+          <w:color w:val="4472C4" w:themeColor="accent5"/>
+        </w:rPr>
+      </w:pPr>
+    </w:p>
+    <w:p>
+      <w:pPr>
+        <w:pStyle w:val="NormalWeb"/>
+      </w:pPr>
+      <w:r>
+        <w:rPr>
+          <w:rStyle w:val="Strong"/>
+        </w:rPr>
+        <w:t>F1 là một con số duy nhất tóm tắt cả Precision lẫn Recall.</w:t>
+      </w:r>
+      <w:r>
+        <w:t xml:space="preserve"> Nó chỉ cao khi </w:t>
+      </w:r>
+      <w:r>
+        <w:rPr>
+          <w:rStyle w:val="Strong"/>
+        </w:rPr>
+        <w:t>cả hai cùng cao</w:t>
+      </w:r>
+      <w:r>
+        <w:t>. Chỉ cần một trong hai thấp là F1 bị kéo xuống.</w:t>
+      </w:r>
+    </w:p>
+    <w:p>
+      <w:pPr>
+        <w:pStyle w:val="Heading3"/>
+      </w:pPr>
+      <w:r>
+        <w:t>1. Vì sao cần F1?</w:t>
+      </w:r>
+    </w:p>
+    <w:p>
+      <w:pPr>
+        <w:pStyle w:val="NormalWeb"/>
+      </w:pPr>
+      <w:r>
+        <w:t xml:space="preserve">Precision và Recall thường giằng co nhau: tăng cái này thì cái kia giảm. Khi so sánh hai mô hình, nếu mô hình A có Precision cao hơn còn mô hình B có Recall cao hơn thì khó biết mô hình nào tốt hơn. F1 gộp lại thành </w:t>
+      </w:r>
+      <w:r>
+        <w:rPr>
+          <w:rStyle w:val="Strong"/>
+        </w:rPr>
+        <w:t>một con số</w:t>
+      </w:r>
+      <w:r>
+        <w:t xml:space="preserve"> để so sánh.</w:t>
+      </w:r>
+    </w:p>
+    <w:p>
+      <w:pPr>
+        <w:pStyle w:val="Heading3"/>
+      </w:pPr>
+      <w:r>
+        <w:t>2. Vì sao dùng trung bình điều hòa, không dùng trung bình cộng?</w:t>
+      </w:r>
+    </w:p>
+    <w:p>
+      <w:pPr>
+        <w:pStyle w:val="NormalWeb"/>
+      </w:pPr>
+      <w:r>
+        <w:t xml:space="preserve">Xét một mô hình "ăn gian": chỉ báo Dương </w:t>
+      </w:r>
+      <w:r>
+        <w:rPr>
+          <w:rStyle w:val="Strong"/>
+        </w:rPr>
+        <w:t>đúng 1 lần</w:t>
+      </w:r>
+      <w:r>
+        <w:t xml:space="preserve"> khi cực kỳ chắc chắn, và lần đó đúng. Trong 50 mẫu Dương thật, nó bắt được 1.</w:t>
+      </w:r>
+    </w:p>
+    <w:p>
+      <w:pPr>
+        <w:numPr>
+          <w:ilvl w:val="0"/>
+          <w:numId w:val="10"/>
+        </w:numPr>
+        <w:spacing w:before="100" w:beforeAutospacing="1" w:after="100" w:afterAutospacing="1"/>
+      </w:pPr>
+      <w:r>
+        <w:t xml:space="preserve">Precision = 1/1 = </w:t>
+      </w:r>
+      <w:r>
+        <w:rPr>
+          <w:rStyle w:val="Strong"/>
+        </w:rPr>
+        <w:t>100%</w:t>
+      </w:r>
+    </w:p>
+    <w:p>
+      <w:pPr>
+        <w:numPr>
+          <w:ilvl w:val="0"/>
+          <w:numId w:val="10"/>
+        </w:numPr>
+        <w:spacing w:before="100" w:beforeAutospacing="1" w:after="100" w:afterAutospacing="1"/>
+      </w:pPr>
+      <w:r>
+        <w:t xml:space="preserve">Recall = 1/50 = </w:t>
+      </w:r>
+      <w:r>
+        <w:rPr>
+          <w:rStyle w:val="Strong"/>
+        </w:rPr>
+        <w:t>2%</w:t>
+      </w:r>
+    </w:p>
+    <w:p>
+      <w:pPr>
+        <w:rPr>
+          <w:b/>
+          <w:color w:val="4472C4" w:themeColor="accent5"/>
+        </w:rPr>
+      </w:pPr>
+      <w:r>
+        <w:rPr>
+          <w:b/>
+          <w:color w:val="4472C4" w:themeColor="accent5"/>
+        </w:rPr>
+        <w:lastRenderedPageBreak/>
+        <w:drawing>
+          <wp:inline distT="0" distB="0" distL="0" distR="0" wp14:anchorId="2040E2AF" wp14:editId="0B8226D2">
+            <wp:extent cx="5731510" cy="1055370"/>
+            <wp:effectExtent l="0" t="0" r="2540" b="0"/>
+            <wp:docPr id="11" name="Picture 11"/>
+            <wp:cNvGraphicFramePr>
+              <a:graphicFrameLocks xmlns:a="http://schemas.openxmlformats.org/drawingml/2006/main" noChangeAspect="1"/>
+            </wp:cNvGraphicFramePr>
+            <a:graphic xmlns:a="http://schemas.openxmlformats.org/drawingml/2006/main">
+              <a:graphicData uri="http://schemas.openxmlformats.org/drawingml/2006/picture">
+                <pic:pic xmlns:pic="http://schemas.openxmlformats.org/drawingml/2006/picture">
+                  <pic:nvPicPr>
+                    <pic:cNvPr id="1" name=""/>
+                    <pic:cNvPicPr/>
+                  </pic:nvPicPr>
+                  <pic:blipFill>
+                    <a:blip r:embed="rId15"/>
+                    <a:stretch>
+                      <a:fillRect/>
+                    </a:stretch>
+                  </pic:blipFill>
+                  <pic:spPr>
+                    <a:xfrm>
+                      <a:off x="0" y="0"/>
+                      <a:ext cx="5731510" cy="1055370"/>
+                    </a:xfrm>
+                    <a:prstGeom prst="rect">
+                      <a:avLst/>
+                    </a:prstGeom>
+                  </pic:spPr>
+                </pic:pic>
+              </a:graphicData>
+            </a:graphic>
+          </wp:inline>
+        </w:drawing>
+      </w:r>
+    </w:p>
+    <w:p>
+      <w:pPr>
+        <w:pStyle w:val="NormalWeb"/>
+      </w:pPr>
+      <w:r>
+        <w:t xml:space="preserve">Trung bình điều hòa luôn </w:t>
+      </w:r>
+      <w:r>
+        <w:rPr>
+          <w:rStyle w:val="Strong"/>
+        </w:rPr>
+        <w:t>bị kéo về phía số nhỏ hơn</w:t>
+      </w:r>
+      <w:r>
+        <w:t>. Vì vậy mô hình không thể "đẹp" nhờ làm tốt một mặt và bỏ mặc mặt còn lại.</w:t>
+      </w:r>
+    </w:p>
+    <w:p>
+      <w:pPr>
+        <w:pStyle w:val="Heading3"/>
+      </w:pPr>
+      <w:r>
+        <w:t>3. Ví dụ lưới bắt cá lúc trước</w:t>
+      </w:r>
+    </w:p>
+    <w:p>
+      <w:pPr>
+        <w:pStyle w:val="NormalWeb"/>
+      </w:pPr>
+      <w:r>
+        <w:t>Precision = 75%, Recall = 60%:</w:t>
+      </w:r>
+    </w:p>
+    <w:p>
+      <w:pPr>
+        <w:pStyle w:val="NormalWeb"/>
+      </w:pPr>
+      <w:r>
+        <w:t xml:space="preserve">F1 = 2 × 0,75 × 0,60 / (0,75 + 0,60) = 0,90 / 1,35 ≈ </w:t>
+      </w:r>
+      <w:r>
+        <w:rPr>
+          <w:rStyle w:val="Strong"/>
+        </w:rPr>
+        <w:t>66,7%</w:t>
+      </w:r>
+    </w:p>
+    <w:p>
+      <w:pPr>
+        <w:pStyle w:val="NormalWeb"/>
+      </w:pPr>
+      <w:r>
+        <w:t>Kết quả nằm giữa hai giá trị nhưng gần số nhỏ hơn (60%) hơn là trung bình cộng 67,5%. Khi hai số gần nhau, F1 xấp xỉ trung bình cộng. Khi hai số chênh lệch lớn, F1 tụt mạnh.</w:t>
+      </w:r>
+    </w:p>
+    <w:p>
+      <w:pPr>
+        <w:pStyle w:val="Heading3"/>
+      </w:pPr>
+      <w:r>
+        <w:t>4. Khi nào F1 tốt hơn Accuracy?</w:t>
+      </w:r>
+    </w:p>
+    <w:p>
+      <w:pPr>
+        <w:pStyle w:val="NormalWeb"/>
+      </w:pPr>
+      <w:r>
+        <w:t xml:space="preserve">Khi </w:t>
+      </w:r>
+      <w:r>
+        <w:rPr>
+          <w:rStyle w:val="Strong"/>
+        </w:rPr>
+        <w:t>dữ liệu mất cân bằng</w:t>
+      </w:r>
+      <w:r>
+        <w:t>. Ví dụ 100 hạt có 5 hạt hỏng. Mô hình lười, đoán "tốt" cho tất cả:</w:t>
+      </w:r>
+    </w:p>
+    <w:p>
+      <w:pPr>
+        <w:numPr>
+          <w:ilvl w:val="0"/>
+          <w:numId w:val="11"/>
+        </w:numPr>
+        <w:spacing w:before="100" w:beforeAutospacing="1" w:after="100" w:afterAutospacing="1"/>
+      </w:pPr>
+      <w:r>
+        <w:t>Accuracy = 95%, trông rất đẹp</w:t>
+      </w:r>
+    </w:p>
+    <w:p>
+      <w:pPr>
+        <w:numPr>
+          <w:ilvl w:val="0"/>
+          <w:numId w:val="11"/>
+        </w:numPr>
+        <w:spacing w:before="100" w:beforeAutospacing="1" w:after="100" w:afterAutospacing="1"/>
+      </w:pPr>
+      <w:r>
+        <w:t xml:space="preserve">Recall lớp hỏng = 0% → </w:t>
+      </w:r>
+      <w:r>
+        <w:rPr>
+          <w:rStyle w:val="Strong"/>
+        </w:rPr>
+        <w:t>F1 lớp hỏng = 0%</w:t>
+      </w:r>
+      <w:r>
+        <w:t>, lộ ngay mô hình vô dụng</w:t>
+      </w:r>
+    </w:p>
+    <w:p>
+      <w:pPr>
+        <w:rPr>
+          <w:b/>
+          <w:color w:val="4472C4" w:themeColor="accent5"/>
+        </w:rPr>
+      </w:pPr>
+      <w:bookmarkStart w:id="0" w:name="_GoBack"/>
+      <w:bookmarkEnd w:id="0"/>
     </w:p>
     <w:sectPr>
       <w:pgSz w:w="11906" w:h="16838"/>
@@ -6742,7 +7273,7 @@
 </file>
 
 <file path=word/numbering.xml><?xml version="1.0" encoding="utf-8"?>
-<w:numbering xmlns:wpc="http://schemas.microsoft.com/office/word/2010/wordprocessingCanvas" xmlns:cx="http://schemas.microsoft.com/office/drawing/2014/chartex" xmlns:cx1="http://schemas.microsoft.com/office/drawing/2015/9/8/chartex" xmlns:cx2="http://schemas.microsoft.com/office/drawing/2015/10/21/chartex" xmlns:cx3="http://schemas.microsoft.com/office/drawing/2016/5/9/chartex" xmlns:cx4="http://schemas.microsoft.com/office/drawing/2016/5/10/chartex" xmlns:cx5="http://schemas.microsoft.com/office/drawing/2016/5/11/chartex" xmlns:cx6="http://schemas.microsoft.com/office/drawing/2016/5/12/chartex" xmlns:cx7="http://schemas.microsoft.com/office/drawing/2016/5/13/chartex" xmlns:cx8="http://schemas.microsoft.com/office/drawing/2016/5/14/chartex" xmlns:mc="http://schemas.openxmlformats.org/markup-compatibility/2006" xmlns:aink="http://schemas.microsoft.com/office/drawing/2016/ink" xmlns:am3d="http://schemas.microsoft.com/office/drawing/2017/model3d" xmlns:o="urn:schemas-microsoft-com:office:office" xmlns:oel="http://schemas.microsoft.com/office/2019/extlst" xmlns:r="http://schemas.openxmlformats.org/officeDocument/2006/relationships" xmlns:m="http://schemas.openxmlformats.org/officeDocument/2006/math" xmlns:v="urn:schemas-microsoft-com:vml" xmlns:wp14="http://schemas.microsoft.com/office/word/2010/wordprocessingDrawing" xmlns:wp="http://schemas.openxmlformats.org/drawingml/2006/wordprocessingDrawing" xmlns:w10="urn:schemas-microsoft-com:office:word" xmlns:w="http://schemas.openxmlformats.org/wordprocessingml/2006/main" xmlns:w14="http://schemas.microsoft.com/office/word/2010/wordml" xmlns:w15="http://schemas.microsoft.com/office/word/2012/wordml" xmlns:w16cex="http://schemas.microsoft.com/office/word/2018/wordml/cex" xmlns:w16cid="http://schemas.microsoft.com/office/word/2016/wordml/cid" xmlns:w16="http://schemas.microsoft.com/office/word/2018/wordml" xmlns:w16du="http://schemas.microsoft.com/office/word/2023/wordml/word16du" xmlns:w16sdtdh="http://schemas.microsoft.com/office/word/2020/wordml/sdtdatahash" xmlns:w16sdtfl="http://schemas.microsoft.com/office/word/2024/wordml/sdtformatlock" xmlns:w16se="http://schemas.microsoft.com/office/word/2015/wordml/symex" xmlns:wpg="http://schemas.microsoft.com/office/word/2010/wordprocessingGroup" xmlns:wpi="http://schemas.microsoft.com/office/word/2010/wordprocessingInk" xmlns:wne="http://schemas.microsoft.com/office/word/2006/wordml" xmlns:wps="http://schemas.microsoft.com/office/word/2010/wordprocessingShape" mc:Ignorable="w14 w15 w16se w16cid w16 w16cex w16sdtdh w16sdtfl w16du wp14">
+<w:numbering xmlns:wpc="http://schemas.microsoft.com/office/word/2010/wordprocessingCanvas" xmlns:cx="http://schemas.microsoft.com/office/drawing/2014/chartex" xmlns:mc="http://schemas.openxmlformats.org/markup-compatibility/2006" xmlns:o="urn:schemas-microsoft-com:office:office" xmlns:r="http://schemas.openxmlformats.org/officeDocument/2006/relationships" xmlns:m="http://schemas.openxmlformats.org/officeDocument/2006/math" xmlns:v="urn:schemas-microsoft-com:vml" xmlns:wp14="http://schemas.microsoft.com/office/word/2010/wordprocessingDrawing" xmlns:wp="http://schemas.openxmlformats.org/drawingml/2006/wordprocessingDrawing" xmlns:w10="urn:schemas-microsoft-com:office:word" xmlns:w="http://schemas.openxmlformats.org/wordprocessingml/2006/main" xmlns:w14="http://schemas.microsoft.com/office/word/2010/wordml" xmlns:w15="http://schemas.microsoft.com/office/word/2012/wordml" xmlns:w16se="http://schemas.microsoft.com/office/word/2015/wordml/symex" xmlns:wpg="http://schemas.microsoft.com/office/word/2010/wordprocessingGroup" xmlns:wpi="http://schemas.microsoft.com/office/word/2010/wordprocessingInk" xmlns:wne="http://schemas.microsoft.com/office/word/2006/wordml" xmlns:wps="http://schemas.microsoft.com/office/word/2010/wordprocessingShape" mc:Ignorable="w14 w15 w16se wp14">
   <w:abstractNum w:abstractNumId="0" w15:restartNumberingAfterBreak="0">
     <w:nsid w:val="04B53B20"/>
     <w:multiLevelType w:val="hybridMultilevel"/>
@@ -6798,6 +7329,155 @@
     </w:lvl>
   </w:abstractNum>
   <w:abstractNum w:abstractNumId="1" w15:restartNumberingAfterBreak="0">
+    <w:nsid w:val="1F4E3559"/>
+    <w:multiLevelType w:val="multilevel"/>
+    <w:tmpl w:val="C89EEE68"/>
+    <w:lvl w:ilvl="0">
+      <w:start w:val="1"/>
+      <w:numFmt w:val="bullet"/>
+      <w:lvlText w:val=""/>
+      <w:lvlJc w:val="left"/>
+      <w:pPr>
+        <w:tabs>
+          <w:tab w:val="num" w:pos="720"/>
+        </w:tabs>
+        <w:ind w:left="720" w:hanging="360"/>
+      </w:pPr>
+      <w:rPr>
+        <w:rFonts w:ascii="Symbol" w:hAnsi="Symbol" w:hint="default"/>
+        <w:sz w:val="20"/>
+      </w:rPr>
+    </w:lvl>
+    <w:lvl w:ilvl="1" w:tentative="1">
+      <w:start w:val="1"/>
+      <w:numFmt w:val="bullet"/>
+      <w:lvlText w:val="o"/>
+      <w:lvlJc w:val="left"/>
+      <w:pPr>
+        <w:tabs>
+          <w:tab w:val="num" w:pos="1440"/>
+        </w:tabs>
+        <w:ind w:left="1440" w:hanging="360"/>
+      </w:pPr>
+      <w:rPr>
+        <w:rFonts w:ascii="Courier New" w:hAnsi="Courier New" w:hint="default"/>
+        <w:sz w:val="20"/>
+      </w:rPr>
+    </w:lvl>
+    <w:lvl w:ilvl="2" w:tentative="1">
+      <w:start w:val="1"/>
+      <w:numFmt w:val="bullet"/>
+      <w:lvlText w:val=""/>
+      <w:lvlJc w:val="left"/>
+      <w:pPr>
+        <w:tabs>
+          <w:tab w:val="num" w:pos="2160"/>
+        </w:tabs>
+        <w:ind w:left="2160" w:hanging="360"/>
+      </w:pPr>
+      <w:rPr>
+        <w:rFonts w:ascii="Wingdings" w:hAnsi="Wingdings" w:hint="default"/>
+        <w:sz w:val="20"/>
+      </w:rPr>
+    </w:lvl>
+    <w:lvl w:ilvl="3" w:tentative="1">
+      <w:start w:val="1"/>
+      <w:numFmt w:val="bullet"/>
+      <w:lvlText w:val=""/>
+      <w:lvlJc w:val="left"/>
+      <w:pPr>
+        <w:tabs>
+          <w:tab w:val="num" w:pos="2880"/>
+        </w:tabs>
+        <w:ind w:left="2880" w:hanging="360"/>
+      </w:pPr>
+      <w:rPr>
+        <w:rFonts w:ascii="Wingdings" w:hAnsi="Wingdings" w:hint="default"/>
+        <w:sz w:val="20"/>
+      </w:rPr>
+    </w:lvl>
+    <w:lvl w:ilvl="4" w:tentative="1">
+      <w:start w:val="1"/>
+      <w:numFmt w:val="bullet"/>
+      <w:lvlText w:val=""/>
+      <w:lvlJc w:val="left"/>
+      <w:pPr>
+        <w:tabs>
+          <w:tab w:val="num" w:pos="3600"/>
+        </w:tabs>
+        <w:ind w:left="3600" w:hanging="360"/>
+      </w:pPr>
+      <w:rPr>
+        <w:rFonts w:ascii="Wingdings" w:hAnsi="Wingdings" w:hint="default"/>
+        <w:sz w:val="20"/>
+      </w:rPr>
+    </w:lvl>
+    <w:lvl w:ilvl="5" w:tentative="1">
+      <w:start w:val="1"/>
+      <w:numFmt w:val="bullet"/>
+      <w:lvlText w:val=""/>
+      <w:lvlJc w:val="left"/>
+      <w:pPr>
+        <w:tabs>
+          <w:tab w:val="num" w:pos="4320"/>
+        </w:tabs>
+        <w:ind w:left="4320" w:hanging="360"/>
+      </w:pPr>
+      <w:rPr>
+        <w:rFonts w:ascii="Wingdings" w:hAnsi="Wingdings" w:hint="default"/>
+        <w:sz w:val="20"/>
+      </w:rPr>
+    </w:lvl>
+    <w:lvl w:ilvl="6" w:tentative="1">
+      <w:start w:val="1"/>
+      <w:numFmt w:val="bullet"/>
+      <w:lvlText w:val=""/>
+      <w:lvlJc w:val="left"/>
+      <w:pPr>
+        <w:tabs>
+          <w:tab w:val="num" w:pos="5040"/>
+        </w:tabs>
+        <w:ind w:left="5040" w:hanging="360"/>
+      </w:pPr>
+      <w:rPr>
+        <w:rFonts w:ascii="Wingdings" w:hAnsi="Wingdings" w:hint="default"/>
+        <w:sz w:val="20"/>
+      </w:rPr>
+    </w:lvl>
+    <w:lvl w:ilvl="7" w:tentative="1">
+      <w:start w:val="1"/>
+      <w:numFmt w:val="bullet"/>
+      <w:lvlText w:val=""/>
+      <w:lvlJc w:val="left"/>
+      <w:pPr>
+        <w:tabs>
+          <w:tab w:val="num" w:pos="5760"/>
+        </w:tabs>
+        <w:ind w:left="5760" w:hanging="360"/>
+      </w:pPr>
+      <w:rPr>
+        <w:rFonts w:ascii="Wingdings" w:hAnsi="Wingdings" w:hint="default"/>
+        <w:sz w:val="20"/>
+      </w:rPr>
+    </w:lvl>
+    <w:lvl w:ilvl="8" w:tentative="1">
+      <w:start w:val="1"/>
+      <w:numFmt w:val="bullet"/>
+      <w:lvlText w:val=""/>
+      <w:lvlJc w:val="left"/>
+      <w:pPr>
+        <w:tabs>
+          <w:tab w:val="num" w:pos="6480"/>
+        </w:tabs>
+        <w:ind w:left="6480" w:hanging="360"/>
+      </w:pPr>
+      <w:rPr>
+        <w:rFonts w:ascii="Wingdings" w:hAnsi="Wingdings" w:hint="default"/>
+        <w:sz w:val="20"/>
+      </w:rPr>
+    </w:lvl>
+  </w:abstractNum>
+  <w:abstractNum w:abstractNumId="2" w15:restartNumberingAfterBreak="0">
     <w:nsid w:val="27884ADE"/>
     <w:multiLevelType w:val="multilevel"/>
     <w:tmpl w:val="B95EC476"/>
@@ -6946,7 +7626,7 @@
       </w:rPr>
     </w:lvl>
   </w:abstractNum>
-  <w:abstractNum w:abstractNumId="2" w15:restartNumberingAfterBreak="0">
+  <w:abstractNum w:abstractNumId="3" w15:restartNumberingAfterBreak="0">
     <w:nsid w:val="280505E0"/>
     <w:multiLevelType w:val="multilevel"/>
     <w:tmpl w:val="4050B0EE"/>
@@ -7095,7 +7775,7 @@
       </w:rPr>
     </w:lvl>
   </w:abstractNum>
-  <w:abstractNum w:abstractNumId="3" w15:restartNumberingAfterBreak="0">
+  <w:abstractNum w:abstractNumId="4" w15:restartNumberingAfterBreak="0">
     <w:nsid w:val="28FD3911"/>
     <w:multiLevelType w:val="multilevel"/>
     <w:tmpl w:val="1C068E14"/>
@@ -7244,7 +7924,7 @@
       </w:rPr>
     </w:lvl>
   </w:abstractNum>
-  <w:abstractNum w:abstractNumId="4" w15:restartNumberingAfterBreak="0">
+  <w:abstractNum w:abstractNumId="5" w15:restartNumberingAfterBreak="0">
     <w:nsid w:val="2BF04DCE"/>
     <w:multiLevelType w:val="multilevel"/>
     <w:tmpl w:val="24902ADE"/>
@@ -7393,7 +8073,7 @@
       </w:rPr>
     </w:lvl>
   </w:abstractNum>
-  <w:abstractNum w:abstractNumId="5" w15:restartNumberingAfterBreak="0">
+  <w:abstractNum w:abstractNumId="6" w15:restartNumberingAfterBreak="0">
     <w:nsid w:val="30667C9E"/>
     <w:multiLevelType w:val="multilevel"/>
     <w:tmpl w:val="34564E2C"/>
@@ -7542,7 +8222,7 @@
       </w:rPr>
     </w:lvl>
   </w:abstractNum>
-  <w:abstractNum w:abstractNumId="6" w15:restartNumberingAfterBreak="0">
+  <w:abstractNum w:abstractNumId="7" w15:restartNumberingAfterBreak="0">
     <w:nsid w:val="537B65BA"/>
     <w:multiLevelType w:val="multilevel"/>
     <w:tmpl w:val="CB96F73A"/>
@@ -7691,7 +8371,7 @@
       </w:rPr>
     </w:lvl>
   </w:abstractNum>
-  <w:abstractNum w:abstractNumId="7" w15:restartNumberingAfterBreak="0">
+  <w:abstractNum w:abstractNumId="8" w15:restartNumberingAfterBreak="0">
     <w:nsid w:val="6CA304EA"/>
     <w:multiLevelType w:val="multilevel"/>
     <w:tmpl w:val="656EBD50"/>
@@ -7804,7 +8484,156 @@
       </w:pPr>
     </w:lvl>
   </w:abstractNum>
-  <w:abstractNum w:abstractNumId="8" w15:restartNumberingAfterBreak="0">
+  <w:abstractNum w:abstractNumId="9" w15:restartNumberingAfterBreak="0">
+    <w:nsid w:val="78300935"/>
+    <w:multiLevelType w:val="multilevel"/>
+    <w:tmpl w:val="B21A3B38"/>
+    <w:lvl w:ilvl="0">
+      <w:start w:val="1"/>
+      <w:numFmt w:val="bullet"/>
+      <w:lvlText w:val=""/>
+      <w:lvlJc w:val="left"/>
+      <w:pPr>
+        <w:tabs>
+          <w:tab w:val="num" w:pos="720"/>
+        </w:tabs>
+        <w:ind w:left="720" w:hanging="360"/>
+      </w:pPr>
+      <w:rPr>
+        <w:rFonts w:ascii="Symbol" w:hAnsi="Symbol" w:hint="default"/>
+        <w:sz w:val="20"/>
+      </w:rPr>
+    </w:lvl>
+    <w:lvl w:ilvl="1" w:tentative="1">
+      <w:start w:val="1"/>
+      <w:numFmt w:val="bullet"/>
+      <w:lvlText w:val="o"/>
+      <w:lvlJc w:val="left"/>
+      <w:pPr>
+        <w:tabs>
+          <w:tab w:val="num" w:pos="1440"/>
+        </w:tabs>
+        <w:ind w:left="1440" w:hanging="360"/>
+      </w:pPr>
+      <w:rPr>
+        <w:rFonts w:ascii="Courier New" w:hAnsi="Courier New" w:hint="default"/>
+        <w:sz w:val="20"/>
+      </w:rPr>
+    </w:lvl>
+    <w:lvl w:ilvl="2" w:tentative="1">
+      <w:start w:val="1"/>
+      <w:numFmt w:val="bullet"/>
+      <w:lvlText w:val=""/>
+      <w:lvlJc w:val="left"/>
+      <w:pPr>
+        <w:tabs>
+          <w:tab w:val="num" w:pos="2160"/>
+        </w:tabs>
+        <w:ind w:left="2160" w:hanging="360"/>
+      </w:pPr>
+      <w:rPr>
+        <w:rFonts w:ascii="Wingdings" w:hAnsi="Wingdings" w:hint="default"/>
+        <w:sz w:val="20"/>
+      </w:rPr>
+    </w:lvl>
+    <w:lvl w:ilvl="3" w:tentative="1">
+      <w:start w:val="1"/>
+      <w:numFmt w:val="bullet"/>
+      <w:lvlText w:val=""/>
+      <w:lvlJc w:val="left"/>
+      <w:pPr>
+        <w:tabs>
+          <w:tab w:val="num" w:pos="2880"/>
+        </w:tabs>
+        <w:ind w:left="2880" w:hanging="360"/>
+      </w:pPr>
+      <w:rPr>
+        <w:rFonts w:ascii="Wingdings" w:hAnsi="Wingdings" w:hint="default"/>
+        <w:sz w:val="20"/>
+      </w:rPr>
+    </w:lvl>
+    <w:lvl w:ilvl="4" w:tentative="1">
+      <w:start w:val="1"/>
+      <w:numFmt w:val="bullet"/>
+      <w:lvlText w:val=""/>
+      <w:lvlJc w:val="left"/>
+      <w:pPr>
+        <w:tabs>
+          <w:tab w:val="num" w:pos="3600"/>
+        </w:tabs>
+        <w:ind w:left="3600" w:hanging="360"/>
+      </w:pPr>
+      <w:rPr>
+        <w:rFonts w:ascii="Wingdings" w:hAnsi="Wingdings" w:hint="default"/>
+        <w:sz w:val="20"/>
+      </w:rPr>
+    </w:lvl>
+    <w:lvl w:ilvl="5" w:tentative="1">
+      <w:start w:val="1"/>
+      <w:numFmt w:val="bullet"/>
+      <w:lvlText w:val=""/>
+      <w:lvlJc w:val="left"/>
+      <w:pPr>
+        <w:tabs>
+          <w:tab w:val="num" w:pos="4320"/>
+        </w:tabs>
+        <w:ind w:left="4320" w:hanging="360"/>
+      </w:pPr>
+      <w:rPr>
+        <w:rFonts w:ascii="Wingdings" w:hAnsi="Wingdings" w:hint="default"/>
+        <w:sz w:val="20"/>
+      </w:rPr>
+    </w:lvl>
+    <w:lvl w:ilvl="6" w:tentative="1">
+      <w:start w:val="1"/>
+      <w:numFmt w:val="bullet"/>
+      <w:lvlText w:val=""/>
+      <w:lvlJc w:val="left"/>
+      <w:pPr>
+        <w:tabs>
+          <w:tab w:val="num" w:pos="5040"/>
+        </w:tabs>
+        <w:ind w:left="5040" w:hanging="360"/>
+      </w:pPr>
+      <w:rPr>
+        <w:rFonts w:ascii="Wingdings" w:hAnsi="Wingdings" w:hint="default"/>
+        <w:sz w:val="20"/>
+      </w:rPr>
+    </w:lvl>
+    <w:lvl w:ilvl="7" w:tentative="1">
+      <w:start w:val="1"/>
+      <w:numFmt w:val="bullet"/>
+      <w:lvlText w:val=""/>
+      <w:lvlJc w:val="left"/>
+      <w:pPr>
+        <w:tabs>
+          <w:tab w:val="num" w:pos="5760"/>
+        </w:tabs>
+        <w:ind w:left="5760" w:hanging="360"/>
+      </w:pPr>
+      <w:rPr>
+        <w:rFonts w:ascii="Wingdings" w:hAnsi="Wingdings" w:hint="default"/>
+        <w:sz w:val="20"/>
+      </w:rPr>
+    </w:lvl>
+    <w:lvl w:ilvl="8" w:tentative="1">
+      <w:start w:val="1"/>
+      <w:numFmt w:val="bullet"/>
+      <w:lvlText w:val=""/>
+      <w:lvlJc w:val="left"/>
+      <w:pPr>
+        <w:tabs>
+          <w:tab w:val="num" w:pos="6480"/>
+        </w:tabs>
+        <w:ind w:left="6480" w:hanging="360"/>
+      </w:pPr>
+      <w:rPr>
+        <w:rFonts w:ascii="Wingdings" w:hAnsi="Wingdings" w:hint="default"/>
+        <w:sz w:val="20"/>
+      </w:rPr>
+    </w:lvl>
+  </w:abstractNum>
+  <w:abstractNum w:abstractNumId="10" w15:restartNumberingAfterBreak="0">
     <w:nsid w:val="7CFB6B74"/>
     <w:multiLevelType w:val="multilevel"/>
     <w:tmpl w:val="0FA0E8D8"/>
@@ -7953,41 +8782,47 @@
       </w:rPr>
     </w:lvl>
   </w:abstractNum>
-  <w:num w:numId="1" w16cid:durableId="1961180148">
+  <w:num w:numId="1">
     <w:abstractNumId w:val="0"/>
     <w:lvlOverride w:ilvl="0">
       <w:startOverride w:val="1"/>
     </w:lvlOverride>
   </w:num>
-  <w:num w:numId="2" w16cid:durableId="665132870">
+  <w:num w:numId="2">
+    <w:abstractNumId w:val="8"/>
+  </w:num>
+  <w:num w:numId="3">
+    <w:abstractNumId w:val="6"/>
+  </w:num>
+  <w:num w:numId="4">
     <w:abstractNumId w:val="7"/>
   </w:num>
-  <w:num w:numId="3" w16cid:durableId="1150175233">
+  <w:num w:numId="5">
+    <w:abstractNumId w:val="4"/>
+  </w:num>
+  <w:num w:numId="6">
+    <w:abstractNumId w:val="10"/>
+  </w:num>
+  <w:num w:numId="7">
     <w:abstractNumId w:val="5"/>
   </w:num>
-  <w:num w:numId="4" w16cid:durableId="2120906486">
-    <w:abstractNumId w:val="6"/>
-  </w:num>
-  <w:num w:numId="5" w16cid:durableId="2042432053">
+  <w:num w:numId="8">
     <w:abstractNumId w:val="3"/>
   </w:num>
-  <w:num w:numId="6" w16cid:durableId="1322001738">
-    <w:abstractNumId w:val="8"/>
-  </w:num>
-  <w:num w:numId="7" w16cid:durableId="736827741">
-    <w:abstractNumId w:val="4"/>
-  </w:num>
-  <w:num w:numId="8" w16cid:durableId="1124613706">
+  <w:num w:numId="9">
     <w:abstractNumId w:val="2"/>
   </w:num>
-  <w:num w:numId="9" w16cid:durableId="10224586">
+  <w:num w:numId="10">
+    <w:abstractNumId w:val="9"/>
+  </w:num>
+  <w:num w:numId="11">
     <w:abstractNumId w:val="1"/>
   </w:num>
 </w:numbering>
 </file>
 
 <file path=word/styles.xml><?xml version="1.0" encoding="utf-8"?>
-<w:styles xmlns:mc="http://schemas.openxmlformats.org/markup-compatibility/2006" xmlns:r="http://schemas.openxmlformats.org/officeDocument/2006/relationships" xmlns:w="http://schemas.openxmlformats.org/wordprocessingml/2006/main" xmlns:w14="http://schemas.microsoft.com/office/word/2010/wordml" xmlns:w15="http://schemas.microsoft.com/office/word/2012/wordml" xmlns:w16cex="http://schemas.microsoft.com/office/word/2018/wordml/cex" xmlns:w16cid="http://schemas.microsoft.com/office/word/2016/wordml/cid" xmlns:w16="http://schemas.microsoft.com/office/word/2018/wordml" xmlns:w16du="http://schemas.microsoft.com/office/word/2023/wordml/word16du" xmlns:w16sdtdh="http://schemas.microsoft.com/office/word/2020/wordml/sdtdatahash" xmlns:w16sdtfl="http://schemas.microsoft.com/office/word/2024/wordml/sdtformatlock" xmlns:w16se="http://schemas.microsoft.com/office/word/2015/wordml/symex" mc:Ignorable="w14 w15 w16se w16cid w16 w16cex w16sdtdh w16sdtfl w16du">
+<w:styles xmlns:mc="http://schemas.openxmlformats.org/markup-compatibility/2006" xmlns:r="http://schemas.openxmlformats.org/officeDocument/2006/relationships" xmlns:w="http://schemas.openxmlformats.org/wordprocessingml/2006/main" xmlns:w14="http://schemas.microsoft.com/office/word/2010/wordml" xmlns:w15="http://schemas.microsoft.com/office/word/2012/wordml" xmlns:w16se="http://schemas.microsoft.com/office/word/2015/wordml/symex" mc:Ignorable="w14 w15 w16se">
   <w:docDefaults>
     <w:rPrDefault>
       <w:rPr>
@@ -8003,7 +8838,7 @@
       </w:pPr>
     </w:pPrDefault>
   </w:docDefaults>
-  <w:latentStyles w:defLockedState="0" w:defUIPriority="99" w:defSemiHidden="0" w:defUnhideWhenUsed="0" w:defQFormat="0" w:count="376">
+  <w:latentStyles w:defLockedState="0" w:defUIPriority="99" w:defSemiHidden="0" w:defUnhideWhenUsed="0" w:defQFormat="0" w:count="371">
     <w:lsdException w:name="Normal" w:uiPriority="0" w:qFormat="1"/>
     <w:lsdException w:name="heading 1" w:uiPriority="0" w:qFormat="1"/>
     <w:lsdException w:name="heading 2" w:semiHidden="1" w:uiPriority="0" w:unhideWhenUsed="1" w:qFormat="1"/>
@@ -8375,11 +9210,6 @@
     <w:lsdException w:name="List Table 5 Dark Accent 6" w:uiPriority="50"/>
     <w:lsdException w:name="List Table 6 Colorful Accent 6" w:uiPriority="51"/>
     <w:lsdException w:name="List Table 7 Colorful Accent 6" w:uiPriority="52"/>
-    <w:lsdException w:name="Mention" w:semiHidden="1" w:unhideWhenUsed="1"/>
-    <w:lsdException w:name="Smart Hyperlink" w:semiHidden="1" w:unhideWhenUsed="1"/>
-    <w:lsdException w:name="Hashtag" w:semiHidden="1" w:unhideWhenUsed="1"/>
-    <w:lsdException w:name="Unresolved Mention" w:semiHidden="1" w:unhideWhenUsed="1"/>
-    <w:lsdException w:name="Smart Link" w:semiHidden="1" w:unhideWhenUsed="1"/>
   </w:latentStyles>
   <w:style w:type="paragraph" w:default="1" w:styleId="Normal">
     <w:name w:val="Normal"/>
@@ -8452,6 +9282,7 @@
   <w:style w:type="character" w:default="1" w:styleId="DefaultParagraphFont">
     <w:name w:val="Default Paragraph Font"/>
     <w:uiPriority w:val="1"/>
+    <w:semiHidden/>
     <w:unhideWhenUsed/>
   </w:style>
   <w:style w:type="table" w:default="1" w:styleId="TableNormal">
@@ -8633,6 +9464,21 @@
     <w:rPr>
       <w:i/>
       <w:iCs/>
+    </w:rPr>
+  </w:style>
+  <w:style w:type="paragraph" w:styleId="NormalWeb">
+    <w:name w:val="Normal (Web)"/>
+    <w:basedOn w:val="Normal"/>
+    <w:uiPriority w:val="99"/>
+    <w:semiHidden/>
+    <w:unhideWhenUsed/>
+    <w:rsid w:val="00282CBF"/>
+    <w:pPr>
+      <w:spacing w:before="100" w:beforeAutospacing="1" w:after="100" w:afterAutospacing="1"/>
+    </w:pPr>
+    <w:rPr>
+      <w:sz w:val="24"/>
+      <w:szCs w:val="24"/>
     </w:rPr>
   </w:style>
 </w:styles>
